--- a/docs/Raphael_Kaique_Dias_Santos_-_Resume.docx
+++ b/docs/Raphael_Kaique_Dias_Santos_-_Resume.docx
@@ -560,7 +560,17 @@
                   <w:w w:val="105"/>
                   <w:lang w:val="pt-BR"/>
                 </w:rPr>
-                <w:t>Gerais/Brazi</w:t>
+                <w:t>Gerais/</w:t>
+              </w:r>
+              <w:proofErr w:type="spellStart"/>
+              <w:r>
+                <w:rPr>
+                  <w:color w:val="161616"/>
+                  <w:spacing w:val="-2"/>
+                  <w:w w:val="105"/>
+                  <w:lang w:val="pt-BR"/>
+                </w:rPr>
+                <w:t>Brazi</w:t>
               </w:r>
             </w:hyperlink>
             <w:hyperlink r:id="rId15">
@@ -573,6 +583,7 @@
                 </w:rPr>
                 <w:t>l</w:t>
               </w:r>
+              <w:proofErr w:type="spellEnd"/>
               <w:r>
                 <w:rPr>
                   <w:color w:val="161616"/>
@@ -892,8 +903,19 @@
                 <w:w w:val="80"/>
                 <w:lang w:val="pt-BR"/>
               </w:rPr>
-              <w:t>SEESTEC Engenharia e Tecnologia Brazil</w:t>
-            </w:r>
+              <w:t xml:space="preserve">SEESTEC Engenharia e Tecnologia </w:t>
+            </w:r>
+            <w:proofErr w:type="spellStart"/>
+            <w:r>
+              <w:rPr>
+                <w:rFonts w:ascii="Arial Black"/>
+                <w:color w:val="161616"/>
+                <w:w w:val="80"/>
+                <w:lang w:val="pt-BR"/>
+              </w:rPr>
+              <w:t>Brazil</w:t>
+            </w:r>
+            <w:proofErr w:type="spellEnd"/>
           </w:p>
           <w:p>
             <w:pPr>
@@ -903,13 +925,31 @@
                 <w:lang w:val="pt-BR"/>
               </w:rPr>
             </w:pPr>
+            <w:proofErr w:type="spellStart"/>
             <w:r>
               <w:rPr>
                 <w:color w:val="161616"/>
                 <w:lang w:val="pt-BR"/>
               </w:rPr>
-              <w:t>Development Analyst</w:t>
-            </w:r>
+              <w:t>Development</w:t>
+            </w:r>
+            <w:proofErr w:type="spellEnd"/>
+            <w:r>
+              <w:rPr>
+                <w:color w:val="161616"/>
+                <w:lang w:val="pt-BR"/>
+              </w:rPr>
+              <w:t xml:space="preserve"> </w:t>
+            </w:r>
+            <w:proofErr w:type="spellStart"/>
+            <w:r>
+              <w:rPr>
+                <w:color w:val="161616"/>
+                <w:lang w:val="pt-BR"/>
+              </w:rPr>
+              <w:t>Analyst</w:t>
+            </w:r>
+            <w:proofErr w:type="spellEnd"/>
             <w:r>
               <w:rPr>
                 <w:color w:val="161616"/>
@@ -1036,7 +1076,23 @@
                 <w:rFonts w:ascii="Arial Black"/>
                 <w:color w:val="161616"/>
               </w:rPr>
-              <w:t>[en-US]</w:t>
+              <w:t>[</w:t>
+            </w:r>
+            <w:proofErr w:type="spellStart"/>
+            <w:r>
+              <w:rPr>
+                <w:rFonts w:ascii="Arial Black"/>
+                <w:color w:val="161616"/>
+              </w:rPr>
+              <w:t>en</w:t>
+            </w:r>
+            <w:proofErr w:type="spellEnd"/>
+            <w:r>
+              <w:rPr>
+                <w:rFonts w:ascii="Arial Black"/>
+                <w:color w:val="161616"/>
+              </w:rPr>
+              <w:t>-US]</w:t>
             </w:r>
             <w:r>
               <w:rPr>
@@ -1070,7 +1126,13 @@
               <w:t>IoT</w:t>
             </w:r>
             <w:r>
-              <w:t xml:space="preserve"> and Remote Teleoperations</w:t>
+              <w:t xml:space="preserve">, </w:t>
+            </w:r>
+            <w:r>
+              <w:t>Remote Teleoperations</w:t>
+            </w:r>
+            <w:r>
+              <w:t xml:space="preserve"> and Autonomous Vehicles</w:t>
             </w:r>
             <w:r>
               <w:t>.</w:t>
@@ -1111,103 +1173,166 @@
               <w:t xml:space="preserve"> </w:t>
             </w:r>
             <w:r>
-              <w:t>RTP, RTSP, SIP, VOIP, WebRTC, Websockets, TCP/UDP,</w:t>
-            </w:r>
-            <w:r>
-              <w:t xml:space="preserve"> ONVIF, AI Vision Applications (NVIDIA Jetson Orin),</w:t>
-            </w:r>
-            <w:r>
-              <w:t xml:space="preserve"> Qt/QML, MQTT/Mosquitto, Telemetria, CAN/CANOpen network,</w:t>
-            </w:r>
-            <w:r>
-              <w:t xml:space="preserve"> Git,</w:t>
-            </w:r>
-            <w:r>
-              <w:t xml:space="preserve"> Docker, Linux Servers,</w:t>
-            </w:r>
-            <w:r>
-              <w:t xml:space="preserve"> SSH,</w:t>
-            </w:r>
-            <w:r>
-              <w:t xml:space="preserve"> KVM</w:t>
-            </w:r>
+              <w:t xml:space="preserve">RTP, RTSP, SIP, VOIP, WebRTC, </w:t>
+            </w:r>
+            <w:proofErr w:type="spellStart"/>
+            <w:r>
+              <w:t>Websockets</w:t>
+            </w:r>
+            <w:proofErr w:type="spellEnd"/>
+            <w:r>
+              <w:t>, TCP/UDP, ONVIF, AI Vision Applications (NVIDIA Jetson Orin &amp; Jetson Nano/OpenCV/</w:t>
+            </w:r>
+            <w:proofErr w:type="spellStart"/>
+            <w:r>
+              <w:t>PyTorch</w:t>
+            </w:r>
+            <w:proofErr w:type="spellEnd"/>
+            <w:r>
+              <w:t xml:space="preserve">/Tesseract), AI Build (Machine Learning, Neural Network, RAG, MCP, </w:t>
+            </w:r>
+            <w:proofErr w:type="spellStart"/>
+            <w:r>
+              <w:t>Ollama</w:t>
+            </w:r>
+            <w:proofErr w:type="spellEnd"/>
+            <w:r>
+              <w:t>, LLM, AI Gen &amp; AI Agents) Qt/QML, MQTT/</w:t>
+            </w:r>
+            <w:proofErr w:type="spellStart"/>
+            <w:r>
+              <w:t>Mosquitto</w:t>
+            </w:r>
+            <w:proofErr w:type="spellEnd"/>
             <w:r>
               <w:t xml:space="preserve">, </w:t>
             </w:r>
-            <w:r>
-              <w:t>Hyper-V</w:t>
-            </w:r>
-            <w:r>
-              <w:t xml:space="preserve">, LVM, ProxMox, Vagrant, </w:t>
-            </w:r>
-            <w:r>
-              <w:t>TrueNAS, SAMBA, Asterisk,</w:t>
-            </w:r>
+            <w:proofErr w:type="spellStart"/>
+            <w:r>
+              <w:t>Telemetria</w:t>
+            </w:r>
+            <w:proofErr w:type="spellEnd"/>
+            <w:r>
+              <w:t>, CAN/</w:t>
+            </w:r>
+            <w:proofErr w:type="spellStart"/>
+            <w:r>
+              <w:t>CANOpen</w:t>
+            </w:r>
+            <w:proofErr w:type="spellEnd"/>
+            <w:r>
+              <w:t xml:space="preserve"> network</w:t>
+            </w:r>
+            <w:r>
+              <w:t>/</w:t>
+            </w:r>
+            <w:proofErr w:type="spellStart"/>
+            <w:r>
+              <w:rPr>
+                <w:rStyle w:val="bb4a1877"/>
+              </w:rPr>
+              <w:t>candump</w:t>
+            </w:r>
+            <w:proofErr w:type="spellEnd"/>
+            <w:r>
+              <w:t>, Wireshark/</w:t>
+            </w:r>
+            <w:proofErr w:type="spellStart"/>
+            <w:r>
+              <w:t>nmap</w:t>
+            </w:r>
+            <w:proofErr w:type="spellEnd"/>
+            <w:r>
+              <w:t>/</w:t>
+            </w:r>
+            <w:proofErr w:type="spellStart"/>
+            <w:r>
+              <w:t>tcp</w:t>
+            </w:r>
+            <w:proofErr w:type="spellEnd"/>
+            <w:r>
+              <w:t xml:space="preserve"> &amp; </w:t>
+            </w:r>
+            <w:proofErr w:type="spellStart"/>
+            <w:r>
+              <w:t>udp</w:t>
+            </w:r>
+            <w:proofErr w:type="spellEnd"/>
             <w:r>
               <w:t xml:space="preserve"> </w:t>
             </w:r>
             <w:r>
-              <w:t>NGINX,</w:t>
+              <w:t>dump, CISCO/</w:t>
+            </w:r>
+            <w:proofErr w:type="spellStart"/>
+            <w:r>
+              <w:t>MikroTik</w:t>
+            </w:r>
+            <w:proofErr w:type="spellEnd"/>
+            <w:r>
+              <w:t xml:space="preserve">, Git, Docker/Compose, Google Cloud Platform, SSH, KVM, Hyper-V, LVM, </w:t>
+            </w:r>
+            <w:proofErr w:type="spellStart"/>
+            <w:r>
+              <w:t>ProxMox</w:t>
+            </w:r>
+            <w:proofErr w:type="spellEnd"/>
+            <w:r>
+              <w:t xml:space="preserve">, Vagrant, </w:t>
+            </w:r>
+            <w:proofErr w:type="spellStart"/>
+            <w:r>
+              <w:t>TrueNAS</w:t>
+            </w:r>
+            <w:proofErr w:type="spellEnd"/>
+            <w:r>
+              <w:t xml:space="preserve">, SAMBA, Asterisk, Apache Server/PHP/Laravel, NGINX, </w:t>
+            </w:r>
+            <w:proofErr w:type="spellStart"/>
+            <w:r>
+              <w:t>ShellScript</w:t>
+            </w:r>
+            <w:proofErr w:type="spellEnd"/>
+            <w:r>
+              <w:t xml:space="preserve">/PowerShell, SQL (SQLite/MySQL/MariaDB)/NoSQL (Redis/MongoDB), APIs (REST/SOAP), </w:t>
+            </w:r>
+            <w:proofErr w:type="spellStart"/>
+            <w:r>
+              <w:t>cURL</w:t>
+            </w:r>
+            <w:proofErr w:type="spellEnd"/>
+            <w:r>
+              <w:t xml:space="preserve">, </w:t>
+            </w:r>
+            <w:proofErr w:type="spellStart"/>
+            <w:r>
+              <w:t>ffmpeg</w:t>
+            </w:r>
+            <w:proofErr w:type="spellEnd"/>
+            <w:r>
+              <w:t>/</w:t>
+            </w:r>
+            <w:proofErr w:type="spellStart"/>
+            <w:r>
+              <w:t>GStreamer</w:t>
+            </w:r>
+            <w:proofErr w:type="spellEnd"/>
+            <w:r>
+              <w:t xml:space="preserve">, Qt/QML, C/C++, JavaScript (HTML, HTMX, CSS, Bootstrap, React/React Native – Redux, Styled Components, React Router, </w:t>
+            </w:r>
+            <w:proofErr w:type="spellStart"/>
+            <w:r>
+              <w:t>etc</w:t>
+            </w:r>
+            <w:proofErr w:type="spellEnd"/>
+            <w:r>
+              <w:t xml:space="preserve"> – Node.js – Express.js/Nest.js – Electron.js, J5), VPN/VPS, Linux Desktop/Linux Servers (Debian/Ubuntu)</w:t>
             </w:r>
             <w:r>
               <w:t xml:space="preserve"> </w:t>
             </w:r>
             <w:r>
-              <w:t>ShellScript/PowerShell</w:t>
-            </w:r>
-            <w:r>
-              <w:t>, SQL</w:t>
-            </w:r>
-            <w:r>
-              <w:t xml:space="preserve"> (SQLite/MySQL/MariaDB)</w:t>
-            </w:r>
-            <w:r>
-              <w:t>/NoSQL (MongoDB)</w:t>
-            </w:r>
-            <w:r>
-              <w:t>, APIs (REST/SOAP),</w:t>
-            </w:r>
-            <w:r>
-              <w:t xml:space="preserve"> </w:t>
-            </w:r>
-            <w:r>
-              <w:t>cURL,</w:t>
-            </w:r>
-            <w:r>
-              <w:t xml:space="preserve"> ffmpeg/GStreamer,</w:t>
-            </w:r>
-            <w:r>
-              <w:t xml:space="preserve"> </w:t>
-            </w:r>
-            <w:r>
-              <w:t>Qt/QML, C/C++, JavaScript (</w:t>
-            </w:r>
-            <w:r>
-              <w:t xml:space="preserve">HTML, CSS, Bootstrap, </w:t>
-            </w:r>
-            <w:r>
-              <w:t>React/React Native</w:t>
-            </w:r>
-            <w:r>
-              <w:t xml:space="preserve"> – Redux, Styled Components, React Router, etc –</w:t>
-            </w:r>
-            <w:r>
-              <w:t xml:space="preserve"> Node.js</w:t>
-            </w:r>
-            <w:r>
-              <w:t xml:space="preserve"> –</w:t>
-            </w:r>
-            <w:r>
-              <w:t xml:space="preserve"> Express.js/Nest.js</w:t>
-            </w:r>
-            <w:r>
-              <w:t xml:space="preserve"> –</w:t>
-            </w:r>
-            <w:r>
-              <w:t xml:space="preserve"> Electron.js, J5)</w:t>
-            </w:r>
-            <w:r>
-              <w:t xml:space="preserve"> among others.</w:t>
+              <w:t>among others.</w:t>
             </w:r>
           </w:p>
           <w:p>
@@ -1271,7 +1396,19 @@
               <w:spacing w:before="33"/>
             </w:pPr>
             <w:r>
-              <w:t>System integration, developing APIs, web services, and integration routines with other internal or third-party systems.</w:t>
+              <w:t xml:space="preserve">System integration, developing APIs, web services and integration routines </w:t>
+            </w:r>
+            <w:r>
+              <w:t>(</w:t>
+            </w:r>
+            <w:r>
+              <w:t>internal or third-party systems</w:t>
+            </w:r>
+            <w:r>
+              <w:t>)</w:t>
+            </w:r>
+            <w:r>
+              <w:t>.</w:t>
             </w:r>
           </w:p>
           <w:p>
@@ -1287,7 +1424,27 @@
                 <w:w w:val="105"/>
                 <w:lang w:val="pt-BR"/>
               </w:rPr>
-              <w:t>[pt-BR]</w:t>
+              <w:t>[</w:t>
+            </w:r>
+            <w:proofErr w:type="spellStart"/>
+            <w:r>
+              <w:rPr>
+                <w:rFonts w:ascii="Arial Black" w:hAnsi="Arial Black"/>
+                <w:color w:val="161616"/>
+                <w:w w:val="105"/>
+                <w:lang w:val="pt-BR"/>
+              </w:rPr>
+              <w:t>pt</w:t>
+            </w:r>
+            <w:proofErr w:type="spellEnd"/>
+            <w:r>
+              <w:rPr>
+                <w:rFonts w:ascii="Arial Black" w:hAnsi="Arial Black"/>
+                <w:color w:val="161616"/>
+                <w:w w:val="105"/>
+                <w:lang w:val="pt-BR"/>
+              </w:rPr>
+              <w:t>-BR]</w:t>
             </w:r>
             <w:r>
               <w:rPr>
@@ -1299,9 +1456,219 @@
               </w:rPr>
               <w:t xml:space="preserve"> </w:t>
             </w:r>
-            <w:r>
-              <w:t>Analisar, projetar, desenvolver, testar, implementar e manter sistemas de software, atendendo às necessidades tecnológicas e estratégicas da organização. Atuando em todas as etapas do ciclo de vida do desenvolvimento de sistemas, garantindo desempenho, segurança e usabilidade das soluções desenvolvidas</w:t>
-            </w:r>
+            <w:proofErr w:type="spellStart"/>
+            <w:r>
+              <w:t>Analisar</w:t>
+            </w:r>
+            <w:proofErr w:type="spellEnd"/>
+            <w:r>
+              <w:t xml:space="preserve">, </w:t>
+            </w:r>
+            <w:proofErr w:type="spellStart"/>
+            <w:r>
+              <w:t>projetar</w:t>
+            </w:r>
+            <w:proofErr w:type="spellEnd"/>
+            <w:r>
+              <w:t xml:space="preserve">, </w:t>
+            </w:r>
+            <w:proofErr w:type="spellStart"/>
+            <w:r>
+              <w:t>desenvolver</w:t>
+            </w:r>
+            <w:proofErr w:type="spellEnd"/>
+            <w:r>
+              <w:t xml:space="preserve">, </w:t>
+            </w:r>
+            <w:proofErr w:type="spellStart"/>
+            <w:r>
+              <w:t>testar</w:t>
+            </w:r>
+            <w:proofErr w:type="spellEnd"/>
+            <w:r>
+              <w:t xml:space="preserve">, </w:t>
+            </w:r>
+            <w:proofErr w:type="spellStart"/>
+            <w:r>
+              <w:t>implementar</w:t>
+            </w:r>
+            <w:proofErr w:type="spellEnd"/>
+            <w:r>
+              <w:t xml:space="preserve"> e </w:t>
+            </w:r>
+            <w:proofErr w:type="spellStart"/>
+            <w:r>
+              <w:t>manter</w:t>
+            </w:r>
+            <w:proofErr w:type="spellEnd"/>
+            <w:r>
+              <w:t xml:space="preserve"> </w:t>
+            </w:r>
+            <w:proofErr w:type="spellStart"/>
+            <w:r>
+              <w:t>sistemas</w:t>
+            </w:r>
+            <w:proofErr w:type="spellEnd"/>
+            <w:r>
+              <w:t xml:space="preserve"> de software, </w:t>
+            </w:r>
+            <w:proofErr w:type="spellStart"/>
+            <w:r>
+              <w:t>atendendo</w:t>
+            </w:r>
+            <w:proofErr w:type="spellEnd"/>
+            <w:r>
+              <w:t xml:space="preserve"> </w:t>
+            </w:r>
+            <w:proofErr w:type="spellStart"/>
+            <w:r>
+              <w:t>às</w:t>
+            </w:r>
+            <w:proofErr w:type="spellEnd"/>
+            <w:r>
+              <w:t xml:space="preserve"> </w:t>
+            </w:r>
+            <w:proofErr w:type="spellStart"/>
+            <w:r>
+              <w:t>necessidades</w:t>
+            </w:r>
+            <w:proofErr w:type="spellEnd"/>
+            <w:r>
+              <w:t xml:space="preserve"> </w:t>
+            </w:r>
+            <w:proofErr w:type="spellStart"/>
+            <w:r>
+              <w:t>tecnológicas</w:t>
+            </w:r>
+            <w:proofErr w:type="spellEnd"/>
+            <w:r>
+              <w:t xml:space="preserve"> e </w:t>
+            </w:r>
+            <w:proofErr w:type="spellStart"/>
+            <w:r>
+              <w:t>estratégicas</w:t>
+            </w:r>
+            <w:proofErr w:type="spellEnd"/>
+            <w:r>
+              <w:t xml:space="preserve"> da </w:t>
+            </w:r>
+            <w:proofErr w:type="spellStart"/>
+            <w:r>
+              <w:t>organização</w:t>
+            </w:r>
+            <w:proofErr w:type="spellEnd"/>
+            <w:r>
+              <w:t xml:space="preserve">. </w:t>
+            </w:r>
+            <w:proofErr w:type="spellStart"/>
+            <w:r>
+              <w:t>Atuando</w:t>
+            </w:r>
+            <w:proofErr w:type="spellEnd"/>
+            <w:r>
+              <w:t xml:space="preserve"> </w:t>
+            </w:r>
+            <w:proofErr w:type="spellStart"/>
+            <w:r>
+              <w:t>em</w:t>
+            </w:r>
+            <w:proofErr w:type="spellEnd"/>
+            <w:r>
+              <w:t xml:space="preserve"> </w:t>
+            </w:r>
+            <w:proofErr w:type="spellStart"/>
+            <w:r>
+              <w:t>todas</w:t>
+            </w:r>
+            <w:proofErr w:type="spellEnd"/>
+            <w:r>
+              <w:t xml:space="preserve"> as </w:t>
+            </w:r>
+            <w:proofErr w:type="spellStart"/>
+            <w:r>
+              <w:t>etapas</w:t>
+            </w:r>
+            <w:proofErr w:type="spellEnd"/>
+            <w:r>
+              <w:t xml:space="preserve"> do </w:t>
+            </w:r>
+            <w:proofErr w:type="spellStart"/>
+            <w:r>
+              <w:t>ciclo</w:t>
+            </w:r>
+            <w:proofErr w:type="spellEnd"/>
+            <w:r>
+              <w:t xml:space="preserve"> de </w:t>
+            </w:r>
+            <w:proofErr w:type="spellStart"/>
+            <w:r>
+              <w:t>vida</w:t>
+            </w:r>
+            <w:proofErr w:type="spellEnd"/>
+            <w:r>
+              <w:t xml:space="preserve"> do </w:t>
+            </w:r>
+            <w:proofErr w:type="spellStart"/>
+            <w:r>
+              <w:t>desenvolvimento</w:t>
+            </w:r>
+            <w:proofErr w:type="spellEnd"/>
+            <w:r>
+              <w:t xml:space="preserve"> de </w:t>
+            </w:r>
+            <w:proofErr w:type="spellStart"/>
+            <w:r>
+              <w:t>sistemas</w:t>
+            </w:r>
+            <w:proofErr w:type="spellEnd"/>
+            <w:r>
+              <w:t xml:space="preserve">, </w:t>
+            </w:r>
+            <w:proofErr w:type="spellStart"/>
+            <w:r>
+              <w:t>garantindo</w:t>
+            </w:r>
+            <w:proofErr w:type="spellEnd"/>
+            <w:r>
+              <w:t xml:space="preserve"> </w:t>
+            </w:r>
+            <w:proofErr w:type="spellStart"/>
+            <w:r>
+              <w:t>desempenho</w:t>
+            </w:r>
+            <w:proofErr w:type="spellEnd"/>
+            <w:r>
+              <w:t xml:space="preserve">, </w:t>
+            </w:r>
+            <w:proofErr w:type="spellStart"/>
+            <w:r>
+              <w:t>segurança</w:t>
+            </w:r>
+            <w:proofErr w:type="spellEnd"/>
+            <w:r>
+              <w:t xml:space="preserve"> e </w:t>
+            </w:r>
+            <w:proofErr w:type="spellStart"/>
+            <w:r>
+              <w:t>usabilidade</w:t>
+            </w:r>
+            <w:proofErr w:type="spellEnd"/>
+            <w:r>
+              <w:t xml:space="preserve"> das </w:t>
+            </w:r>
+            <w:proofErr w:type="spellStart"/>
+            <w:r>
+              <w:t>soluções</w:t>
+            </w:r>
+            <w:proofErr w:type="spellEnd"/>
+            <w:r>
+              <w:t xml:space="preserve"> </w:t>
+            </w:r>
+            <w:proofErr w:type="spellStart"/>
+            <w:r>
+              <w:t>desenvolvidas</w:t>
+            </w:r>
+            <w:proofErr w:type="spellEnd"/>
             <w:r>
               <w:t>.</w:t>
             </w:r>
@@ -1316,8 +1683,45 @@
               <w:spacing w:before="1" w:line="256" w:lineRule="auto"/>
               <w:ind w:right="948"/>
             </w:pPr>
-            <w:r>
-              <w:t xml:space="preserve">Desenvolvimento, manutenção e evolução de sistemas voltados para </w:t>
+            <w:proofErr w:type="spellStart"/>
+            <w:r>
+              <w:t>Desenvolvimento</w:t>
+            </w:r>
+            <w:proofErr w:type="spellEnd"/>
+            <w:r>
+              <w:t xml:space="preserve">, </w:t>
+            </w:r>
+            <w:proofErr w:type="spellStart"/>
+            <w:r>
+              <w:t>manutenção</w:t>
+            </w:r>
+            <w:proofErr w:type="spellEnd"/>
+            <w:r>
+              <w:t xml:space="preserve"> e </w:t>
+            </w:r>
+            <w:proofErr w:type="spellStart"/>
+            <w:r>
+              <w:t>evolução</w:t>
+            </w:r>
+            <w:proofErr w:type="spellEnd"/>
+            <w:r>
+              <w:t xml:space="preserve"> de </w:t>
+            </w:r>
+            <w:proofErr w:type="spellStart"/>
+            <w:r>
+              <w:t>sistemas</w:t>
+            </w:r>
+            <w:proofErr w:type="spellEnd"/>
+            <w:r>
+              <w:t xml:space="preserve"> </w:t>
+            </w:r>
+            <w:proofErr w:type="spellStart"/>
+            <w:r>
+              <w:t>voltados</w:t>
+            </w:r>
+            <w:proofErr w:type="spellEnd"/>
+            <w:r>
+              <w:t xml:space="preserve"> para </w:t>
             </w:r>
             <w:r>
               <w:t xml:space="preserve">IA, </w:t>
@@ -1326,7 +1730,53 @@
               <w:t>IoT</w:t>
             </w:r>
             <w:r>
-              <w:t xml:space="preserve"> e TeleOp (Operações Remotas)</w:t>
+              <w:t>,</w:t>
+            </w:r>
+            <w:r>
+              <w:t xml:space="preserve"> </w:t>
+            </w:r>
+            <w:proofErr w:type="spellStart"/>
+            <w:r>
+              <w:t>TeleOp</w:t>
+            </w:r>
+            <w:proofErr w:type="spellEnd"/>
+            <w:r>
+              <w:t xml:space="preserve"> (</w:t>
+            </w:r>
+            <w:proofErr w:type="spellStart"/>
+            <w:r>
+              <w:t>Operações</w:t>
+            </w:r>
+            <w:proofErr w:type="spellEnd"/>
+            <w:r>
+              <w:t xml:space="preserve"> </w:t>
+            </w:r>
+            <w:proofErr w:type="spellStart"/>
+            <w:r>
+              <w:t>Remotas</w:t>
+            </w:r>
+            <w:proofErr w:type="spellEnd"/>
+            <w:r>
+              <w:t>)</w:t>
+            </w:r>
+            <w:r>
+              <w:t xml:space="preserve"> e AV (</w:t>
+            </w:r>
+            <w:proofErr w:type="spellStart"/>
+            <w:r>
+              <w:t>Veículos</w:t>
+            </w:r>
+            <w:proofErr w:type="spellEnd"/>
+            <w:r>
+              <w:t xml:space="preserve"> </w:t>
+            </w:r>
+            <w:proofErr w:type="spellStart"/>
+            <w:r>
+              <w:t>Autônomos</w:t>
+            </w:r>
+            <w:proofErr w:type="spellEnd"/>
+            <w:r>
+              <w:t>)</w:t>
             </w:r>
             <w:r>
               <w:t>.</w:t>
@@ -1345,8 +1795,101 @@
               <w:spacing w:before="32"/>
               <w:ind w:left="347" w:hanging="194"/>
             </w:pPr>
-            <w:r>
-              <w:t>Análise de requisitos, levantando e interpretando as necessidades dos usuários e transformar em especificações técnicas para desenvolvimento de sistemas.</w:t>
+            <w:proofErr w:type="spellStart"/>
+            <w:r>
+              <w:t>Análise</w:t>
+            </w:r>
+            <w:proofErr w:type="spellEnd"/>
+            <w:r>
+              <w:t xml:space="preserve"> de </w:t>
+            </w:r>
+            <w:proofErr w:type="spellStart"/>
+            <w:r>
+              <w:t>requisitos</w:t>
+            </w:r>
+            <w:proofErr w:type="spellEnd"/>
+            <w:r>
+              <w:t xml:space="preserve">, </w:t>
+            </w:r>
+            <w:proofErr w:type="spellStart"/>
+            <w:r>
+              <w:t>levantando</w:t>
+            </w:r>
+            <w:proofErr w:type="spellEnd"/>
+            <w:r>
+              <w:t xml:space="preserve"> e </w:t>
+            </w:r>
+            <w:proofErr w:type="spellStart"/>
+            <w:r>
+              <w:t>interpretando</w:t>
+            </w:r>
+            <w:proofErr w:type="spellEnd"/>
+            <w:r>
+              <w:t xml:space="preserve"> as </w:t>
+            </w:r>
+            <w:proofErr w:type="spellStart"/>
+            <w:r>
+              <w:t>necessidades</w:t>
+            </w:r>
+            <w:proofErr w:type="spellEnd"/>
+            <w:r>
+              <w:t xml:space="preserve"> dos </w:t>
+            </w:r>
+            <w:proofErr w:type="spellStart"/>
+            <w:r>
+              <w:t>usuários</w:t>
+            </w:r>
+            <w:proofErr w:type="spellEnd"/>
+            <w:r>
+              <w:t xml:space="preserve"> e </w:t>
+            </w:r>
+            <w:proofErr w:type="spellStart"/>
+            <w:r>
+              <w:t>transformar</w:t>
+            </w:r>
+            <w:proofErr w:type="spellEnd"/>
+            <w:r>
+              <w:t xml:space="preserve"> </w:t>
+            </w:r>
+            <w:proofErr w:type="spellStart"/>
+            <w:r>
+              <w:t>em</w:t>
+            </w:r>
+            <w:proofErr w:type="spellEnd"/>
+            <w:r>
+              <w:t xml:space="preserve"> </w:t>
+            </w:r>
+            <w:proofErr w:type="spellStart"/>
+            <w:r>
+              <w:t>especificações</w:t>
+            </w:r>
+            <w:proofErr w:type="spellEnd"/>
+            <w:r>
+              <w:t xml:space="preserve"> </w:t>
+            </w:r>
+            <w:proofErr w:type="spellStart"/>
+            <w:r>
+              <w:t>técnicas</w:t>
+            </w:r>
+            <w:proofErr w:type="spellEnd"/>
+            <w:r>
+              <w:t xml:space="preserve"> para </w:t>
+            </w:r>
+            <w:proofErr w:type="spellStart"/>
+            <w:r>
+              <w:t>desenvolvimento</w:t>
+            </w:r>
+            <w:proofErr w:type="spellEnd"/>
+            <w:r>
+              <w:t xml:space="preserve"> de </w:t>
+            </w:r>
+            <w:proofErr w:type="spellStart"/>
+            <w:r>
+              <w:t>sistemas</w:t>
+            </w:r>
+            <w:proofErr w:type="spellEnd"/>
+            <w:r>
+              <w:t>.</w:t>
             </w:r>
           </w:p>
           <w:p>
@@ -1365,9 +1908,67 @@
                 <w:lang w:val="pt-BR"/>
               </w:rPr>
             </w:pPr>
-            <w:r>
-              <w:t>Desenvolvimento de software, programando e codificando soluções utilizando linguagens e frameworks adequados como</w:t>
-            </w:r>
+            <w:proofErr w:type="spellStart"/>
+            <w:r>
+              <w:t>Desenvolvimento</w:t>
+            </w:r>
+            <w:proofErr w:type="spellEnd"/>
+            <w:r>
+              <w:t xml:space="preserve"> de software, </w:t>
+            </w:r>
+            <w:proofErr w:type="spellStart"/>
+            <w:r>
+              <w:t>programando</w:t>
+            </w:r>
+            <w:proofErr w:type="spellEnd"/>
+            <w:r>
+              <w:t xml:space="preserve"> e </w:t>
+            </w:r>
+            <w:proofErr w:type="spellStart"/>
+            <w:r>
+              <w:t>codificando</w:t>
+            </w:r>
+            <w:proofErr w:type="spellEnd"/>
+            <w:r>
+              <w:t xml:space="preserve"> </w:t>
+            </w:r>
+            <w:proofErr w:type="spellStart"/>
+            <w:r>
+              <w:t>soluções</w:t>
+            </w:r>
+            <w:proofErr w:type="spellEnd"/>
+            <w:r>
+              <w:t xml:space="preserve"> </w:t>
+            </w:r>
+            <w:proofErr w:type="spellStart"/>
+            <w:r>
+              <w:t>utilizando</w:t>
+            </w:r>
+            <w:proofErr w:type="spellEnd"/>
+            <w:r>
+              <w:t xml:space="preserve"> </w:t>
+            </w:r>
+            <w:proofErr w:type="spellStart"/>
+            <w:r>
+              <w:t>linguagens</w:t>
+            </w:r>
+            <w:proofErr w:type="spellEnd"/>
+            <w:r>
+              <w:t xml:space="preserve"> e frameworks </w:t>
+            </w:r>
+            <w:proofErr w:type="spellStart"/>
+            <w:r>
+              <w:t>adequados</w:t>
+            </w:r>
+            <w:proofErr w:type="spellEnd"/>
+            <w:r>
+              <w:t xml:space="preserve"> </w:t>
+            </w:r>
+            <w:proofErr w:type="spellStart"/>
+            <w:r>
+              <w:t>como</w:t>
+            </w:r>
+            <w:proofErr w:type="spellEnd"/>
             <w:r>
               <w:t>:</w:t>
             </w:r>
@@ -1375,10 +1976,160 @@
               <w:t xml:space="preserve"> </w:t>
             </w:r>
             <w:r>
-              <w:t>RTP, RTSP, SIP, VOIP, WebRTC, Websockets, TCP/UDP, ONVIF, AI Vision Applications (NVIDIA Jetson Orin), Qt/QML, MQTT/Mosquitto, Telemetria, CAN/CANOpen network,</w:t>
-            </w:r>
-            <w:r>
-              <w:t xml:space="preserve"> Git, Docker, Linux Servers, SSH, KVM, Hyper-V, LVM, ProxMox, Vagrant, TrueNAS, SAMBA, Asterisk, NGINX, ShellScript/PowerShell, SQL (SQLite/MySQL/MariaDB)/NoSQL (MongoDB), APIs (REST/SOAP), cURL, ffmpeg/GStreamer, Qt/QML, C/C++, JavaScript (HTML, CSS, Bootstrap, React/React Native – Redux, Styled Components, React Router, etc – Node.js – Express.js/Nest.js – Electron.js, J5) </w:t>
+              <w:t xml:space="preserve">RTP, RTSP, SIP, VOIP, WebRTC, </w:t>
+            </w:r>
+            <w:proofErr w:type="spellStart"/>
+            <w:r>
+              <w:t>Websockets</w:t>
+            </w:r>
+            <w:proofErr w:type="spellEnd"/>
+            <w:r>
+              <w:t>, TCP/UDP, ONVIF, AI Vision Applications (NVIDIA Jetson Orin &amp; Jetson Nano/OpenCV/</w:t>
+            </w:r>
+            <w:proofErr w:type="spellStart"/>
+            <w:r>
+              <w:t>PyTorch</w:t>
+            </w:r>
+            <w:proofErr w:type="spellEnd"/>
+            <w:r>
+              <w:t xml:space="preserve">/Tesseract), AI Build (Machine Learning, Neural Network, RAG, MCP, </w:t>
+            </w:r>
+            <w:proofErr w:type="spellStart"/>
+            <w:r>
+              <w:t>Ollama</w:t>
+            </w:r>
+            <w:proofErr w:type="spellEnd"/>
+            <w:r>
+              <w:t>, LLM, AI Gen &amp; AI Agents) Qt/QML, MQTT/</w:t>
+            </w:r>
+            <w:proofErr w:type="spellStart"/>
+            <w:r>
+              <w:t>Mosquitto</w:t>
+            </w:r>
+            <w:proofErr w:type="spellEnd"/>
+            <w:r>
+              <w:t xml:space="preserve">, </w:t>
+            </w:r>
+            <w:proofErr w:type="spellStart"/>
+            <w:r>
+              <w:t>Telemetria</w:t>
+            </w:r>
+            <w:proofErr w:type="spellEnd"/>
+            <w:r>
+              <w:t>, CAN/</w:t>
+            </w:r>
+            <w:proofErr w:type="spellStart"/>
+            <w:r>
+              <w:t>CANOpen</w:t>
+            </w:r>
+            <w:proofErr w:type="spellEnd"/>
+            <w:r>
+              <w:t xml:space="preserve"> network</w:t>
+            </w:r>
+            <w:r>
+              <w:t xml:space="preserve">/ </w:t>
+            </w:r>
+            <w:proofErr w:type="spellStart"/>
+            <w:r>
+              <w:rPr>
+                <w:rStyle w:val="bb4a1877"/>
+              </w:rPr>
+              <w:t>candump</w:t>
+            </w:r>
+            <w:proofErr w:type="spellEnd"/>
+            <w:r>
+              <w:t>, Wireshark/</w:t>
+            </w:r>
+            <w:proofErr w:type="spellStart"/>
+            <w:r>
+              <w:t>nmap</w:t>
+            </w:r>
+            <w:proofErr w:type="spellEnd"/>
+            <w:r>
+              <w:t>/</w:t>
+            </w:r>
+            <w:proofErr w:type="spellStart"/>
+            <w:r>
+              <w:t>tcp</w:t>
+            </w:r>
+            <w:proofErr w:type="spellEnd"/>
+            <w:r>
+              <w:t xml:space="preserve"> &amp; </w:t>
+            </w:r>
+            <w:proofErr w:type="spellStart"/>
+            <w:r>
+              <w:t>udp</w:t>
+            </w:r>
+            <w:proofErr w:type="spellEnd"/>
+            <w:r>
+              <w:t xml:space="preserve"> dump, CISCO/</w:t>
+            </w:r>
+            <w:proofErr w:type="spellStart"/>
+            <w:r>
+              <w:t>MikroTik</w:t>
+            </w:r>
+            <w:proofErr w:type="spellEnd"/>
+            <w:r>
+              <w:t xml:space="preserve">, Git, Docker/Compose, Google Cloud Platform, SSH, KVM, Hyper-V, LVM, </w:t>
+            </w:r>
+            <w:proofErr w:type="spellStart"/>
+            <w:r>
+              <w:t>ProxMox</w:t>
+            </w:r>
+            <w:proofErr w:type="spellEnd"/>
+            <w:r>
+              <w:t xml:space="preserve">, Vagrant, </w:t>
+            </w:r>
+            <w:proofErr w:type="spellStart"/>
+            <w:r>
+              <w:t>TrueNAS</w:t>
+            </w:r>
+            <w:proofErr w:type="spellEnd"/>
+            <w:r>
+              <w:t xml:space="preserve">, SAMBA, Asterisk, Apache Server/PHP/Laravel, NGINX, </w:t>
+            </w:r>
+            <w:proofErr w:type="spellStart"/>
+            <w:r>
+              <w:t>ShellScript</w:t>
+            </w:r>
+            <w:proofErr w:type="spellEnd"/>
+            <w:r>
+              <w:t xml:space="preserve">/PowerShell, SQL (SQLite/MySQL/MariaDB)/NoSQL (Redis/MongoDB), APIs (REST/SOAP), </w:t>
+            </w:r>
+            <w:proofErr w:type="spellStart"/>
+            <w:r>
+              <w:t>cURL</w:t>
+            </w:r>
+            <w:proofErr w:type="spellEnd"/>
+            <w:r>
+              <w:t xml:space="preserve">, </w:t>
+            </w:r>
+            <w:proofErr w:type="spellStart"/>
+            <w:r>
+              <w:t>ffmpeg</w:t>
+            </w:r>
+            <w:proofErr w:type="spellEnd"/>
+            <w:r>
+              <w:t>/</w:t>
+            </w:r>
+            <w:proofErr w:type="spellStart"/>
+            <w:r>
+              <w:t>GStreamer</w:t>
+            </w:r>
+            <w:proofErr w:type="spellEnd"/>
+            <w:r>
+              <w:t xml:space="preserve">, Qt/QML, C/C++, JavaScript (HTML, HTMX, CSS, Bootstrap, React/React Native – Redux, Styled Components, React Router, </w:t>
+            </w:r>
+            <w:proofErr w:type="spellStart"/>
+            <w:r>
+              <w:t>etc</w:t>
+            </w:r>
+            <w:proofErr w:type="spellEnd"/>
+            <w:r>
+              <w:t xml:space="preserve"> – Node.js – Express.js/Nest.js – Electron.js, J5), VPN/VPS, Linux Desktop/Linux Servers (Debian/Ubuntu)</w:t>
+            </w:r>
+            <w:r>
+              <w:t xml:space="preserve"> </w:t>
             </w:r>
             <w:r>
               <w:t>entre outros.</w:t>
@@ -1404,7 +2155,7 @@
               <w:rPr>
                 <w:lang w:val="pt-BR"/>
               </w:rPr>
-              <w:t>Realização e validação de testes unitários, de integração e de sistema, assegurando o bom funcionamento das aplicações.</w:t>
+              <w:t>Manutenção e suporte na correção de bugs, realizando melhorias e prestando suporte técnico aos usuários dos sistemas.</w:t>
             </w:r>
           </w:p>
           <w:p>
@@ -1427,76 +2178,45 @@
               <w:rPr>
                 <w:lang w:val="pt-BR"/>
               </w:rPr>
-              <w:t>Manutenção e suporte na correção de bugs, realizando melhorias e prestando suporte técnico aos usuários dos sistemas.</w:t>
-            </w:r>
-          </w:p>
-          <w:p>
-            <w:pPr>
-              <w:pStyle w:val="PargrafodaLista"/>
-              <w:numPr>
-                <w:ilvl w:val="0"/>
-                <w:numId w:val="2"/>
-              </w:numPr>
-              <w:tabs>
-                <w:tab w:val="left" w:pos="347"/>
-              </w:tabs>
-              <w:spacing w:before="33"/>
-              <w:ind w:left="347" w:hanging="194"/>
+              <w:t>Integração de sistemas</w:t>
+            </w:r>
+            <w:r>
               <w:rPr>
                 <w:lang w:val="pt-BR"/>
               </w:rPr>
-            </w:pPr>
+              <w:t xml:space="preserve"> (internos ou terceiros)</w:t>
+            </w:r>
             <w:r>
               <w:rPr>
                 <w:lang w:val="pt-BR"/>
               </w:rPr>
-              <w:t>Integração de sistemas, desenvolvimento de APIs, web services e rotinas de integração com outros sistemas internos ou de terceiros.</w:t>
-            </w:r>
-          </w:p>
-          <w:p>
-            <w:pPr>
-              <w:pStyle w:val="PargrafodaLista"/>
-              <w:numPr>
-                <w:ilvl w:val="0"/>
-                <w:numId w:val="2"/>
-              </w:numPr>
-              <w:tabs>
-                <w:tab w:val="left" w:pos="347"/>
-              </w:tabs>
-              <w:spacing w:before="33"/>
-              <w:ind w:left="347" w:hanging="194"/>
+              <w:t>, desenvolvimento de APIs</w:t>
+            </w:r>
+            <w:r>
               <w:rPr>
                 <w:lang w:val="pt-BR"/>
               </w:rPr>
-            </w:pPr>
+              <w:t xml:space="preserve"> e</w:t>
+            </w:r>
             <w:r>
               <w:rPr>
                 <w:lang w:val="pt-BR"/>
               </w:rPr>
-              <w:t>Aplicar boas práticas de segurança da informação e otimização de performance nas aplicações desenvolvidas.</w:t>
-            </w:r>
-          </w:p>
-          <w:p>
-            <w:pPr>
-              <w:pStyle w:val="PargrafodaLista"/>
-              <w:numPr>
-                <w:ilvl w:val="0"/>
-                <w:numId w:val="2"/>
-              </w:numPr>
-              <w:tabs>
-                <w:tab w:val="left" w:pos="347"/>
-              </w:tabs>
-              <w:spacing w:before="33"/>
-              <w:ind w:left="347" w:hanging="194"/>
+              <w:t xml:space="preserve"> web </w:t>
+            </w:r>
+            <w:proofErr w:type="spellStart"/>
+            <w:r>
               <w:rPr>
                 <w:lang w:val="pt-BR"/>
               </w:rPr>
-            </w:pPr>
+              <w:t>services</w:t>
+            </w:r>
+            <w:proofErr w:type="spellEnd"/>
             <w:r>
               <w:rPr>
                 <w:lang w:val="pt-BR"/>
               </w:rPr>
-              <w:t>Colaboração em equipe trabalhando de forma colaborativa com analistas, testers, designers e outros desenvolvedores, seguindo metodologias ágeis como Scrum e Kanban.</w:t>
+              <w:t>.</w:t>
             </w:r>
           </w:p>
         </w:tc>
@@ -1531,7 +2251,27 @@
                 <w:lang w:val="pt-BR"/>
               </w:rPr>
               <w:lastRenderedPageBreak/>
-              <w:t xml:space="preserve">ARQIA Telecom &amp; IoT </w:t>
+              <w:t xml:space="preserve">ARQIA Telecom &amp; </w:t>
+            </w:r>
+            <w:proofErr w:type="spellStart"/>
+            <w:r>
+              <w:rPr>
+                <w:rFonts w:ascii="Arial Black"/>
+                <w:color w:val="161616"/>
+                <w:w w:val="80"/>
+                <w:lang w:val="pt-BR"/>
+              </w:rPr>
+              <w:t>IoT</w:t>
+            </w:r>
+            <w:proofErr w:type="spellEnd"/>
+            <w:r>
+              <w:rPr>
+                <w:rFonts w:ascii="Arial Black"/>
+                <w:color w:val="161616"/>
+                <w:w w:val="80"/>
+                <w:lang w:val="pt-BR"/>
+              </w:rPr>
+              <w:t xml:space="preserve"> </w:t>
             </w:r>
             <w:r>
               <w:rPr>
@@ -1584,13 +2324,31 @@
                 <w:color w:val="161616"/>
               </w:rPr>
             </w:pPr>
+            <w:proofErr w:type="spellStart"/>
             <w:r>
               <w:rPr>
                 <w:color w:val="161616"/>
                 <w:lang w:val="pt-BR"/>
               </w:rPr>
-              <w:t>Development Analyst</w:t>
-            </w:r>
+              <w:t>Development</w:t>
+            </w:r>
+            <w:proofErr w:type="spellEnd"/>
+            <w:r>
+              <w:rPr>
+                <w:color w:val="161616"/>
+                <w:lang w:val="pt-BR"/>
+              </w:rPr>
+              <w:t xml:space="preserve"> </w:t>
+            </w:r>
+            <w:proofErr w:type="spellStart"/>
+            <w:r>
+              <w:rPr>
+                <w:color w:val="161616"/>
+                <w:lang w:val="pt-BR"/>
+              </w:rPr>
+              <w:t>Analyst</w:t>
+            </w:r>
+            <w:proofErr w:type="spellEnd"/>
             <w:r>
               <w:rPr>
                 <w:color w:val="161616"/>
@@ -1661,7 +2419,23 @@
                 <w:rFonts w:ascii="Arial Black"/>
                 <w:color w:val="161616"/>
               </w:rPr>
-              <w:t>[en-US]</w:t>
+              <w:t>[</w:t>
+            </w:r>
+            <w:proofErr w:type="spellStart"/>
+            <w:r>
+              <w:rPr>
+                <w:rFonts w:ascii="Arial Black"/>
+                <w:color w:val="161616"/>
+              </w:rPr>
+              <w:t>en</w:t>
+            </w:r>
+            <w:proofErr w:type="spellEnd"/>
+            <w:r>
+              <w:rPr>
+                <w:rFonts w:ascii="Arial Black"/>
+                <w:color w:val="161616"/>
+              </w:rPr>
+              <w:t>-US]</w:t>
             </w:r>
             <w:r>
               <w:rPr>
@@ -1720,7 +2494,37 @@
               <w:spacing w:before="33"/>
             </w:pPr>
             <w:r>
-              <w:t>Software development, programming and coding solutions using appropriate languages ​​and frameworks such as: Git/GitBash, PowerShell, SQL/MS SQL Server/T-SQL/ORM (Entity Framework/LINQ), APIs (REST/SOAP), Azure (Web Services/Logic Apps/Functions/Storage/APIM), cURL/Postman, VBA, ABAP, C#/.NET, WPF/MAUI, ASP.NET/Blazor, JS Vanilla/jQuery, among others.</w:t>
+              <w:t>Software development, programming and coding solutions using appropriate languages ​​and frameworks such as: Git/</w:t>
+            </w:r>
+            <w:proofErr w:type="spellStart"/>
+            <w:r>
+              <w:t>GitBash</w:t>
+            </w:r>
+            <w:proofErr w:type="spellEnd"/>
+            <w:r>
+              <w:t xml:space="preserve">, PowerShell, SQL/MS SQL Server/T-SQL/ORM (Entity Framework/LINQ), APIs (REST/SOAP), Azure (Web Services/Logic Apps/Functions/Storage/APIM), </w:t>
+            </w:r>
+            <w:proofErr w:type="spellStart"/>
+            <w:r>
+              <w:t>cURL</w:t>
+            </w:r>
+            <w:proofErr w:type="spellEnd"/>
+            <w:r>
+              <w:t>/Postman, VBA, ABAP, C#/.NET, WPF/MAUI, ASP.NET/</w:t>
+            </w:r>
+            <w:proofErr w:type="spellStart"/>
+            <w:r>
+              <w:t>Blazor</w:t>
+            </w:r>
+            <w:proofErr w:type="spellEnd"/>
+            <w:r>
+              <w:t>, JS Vanilla/jQuery,</w:t>
+            </w:r>
+            <w:r>
+              <w:t xml:space="preserve"> PHP/Laravel</w:t>
+            </w:r>
+            <w:r>
+              <w:t xml:space="preserve"> among others.</w:t>
             </w:r>
           </w:p>
           <w:p>
@@ -1832,7 +2636,27 @@
                 <w:w w:val="105"/>
                 <w:lang w:val="pt-BR"/>
               </w:rPr>
-              <w:t>[pt-BR]</w:t>
+              <w:t>[</w:t>
+            </w:r>
+            <w:proofErr w:type="spellStart"/>
+            <w:r>
+              <w:rPr>
+                <w:rFonts w:ascii="Arial Black" w:hAnsi="Arial Black"/>
+                <w:color w:val="161616"/>
+                <w:w w:val="105"/>
+                <w:lang w:val="pt-BR"/>
+              </w:rPr>
+              <w:t>pt</w:t>
+            </w:r>
+            <w:proofErr w:type="spellEnd"/>
+            <w:r>
+              <w:rPr>
+                <w:rFonts w:ascii="Arial Black" w:hAnsi="Arial Black"/>
+                <w:color w:val="161616"/>
+                <w:w w:val="105"/>
+                <w:lang w:val="pt-BR"/>
+              </w:rPr>
+              <w:t>-BR]</w:t>
             </w:r>
             <w:r>
               <w:rPr>
@@ -1844,8 +2668,221 @@
               </w:rPr>
               <w:t xml:space="preserve"> </w:t>
             </w:r>
-            <w:r>
-              <w:t>Analisar, projetar, desenvolver, testar, implementar e manter sistemas de software, atendendo às necessidades tecnológicas e estratégicas da organização. Atuando em todas as etapas do ciclo de vida do desenvolvimento de sistemas, garantindo desempenho, segurança e usabilidade das soluções desenvolvidas.</w:t>
+            <w:proofErr w:type="spellStart"/>
+            <w:r>
+              <w:t>Analisar</w:t>
+            </w:r>
+            <w:proofErr w:type="spellEnd"/>
+            <w:r>
+              <w:t xml:space="preserve">, </w:t>
+            </w:r>
+            <w:proofErr w:type="spellStart"/>
+            <w:r>
+              <w:t>projetar</w:t>
+            </w:r>
+            <w:proofErr w:type="spellEnd"/>
+            <w:r>
+              <w:t xml:space="preserve">, </w:t>
+            </w:r>
+            <w:proofErr w:type="spellStart"/>
+            <w:r>
+              <w:t>desenvolver</w:t>
+            </w:r>
+            <w:proofErr w:type="spellEnd"/>
+            <w:r>
+              <w:t xml:space="preserve">, </w:t>
+            </w:r>
+            <w:proofErr w:type="spellStart"/>
+            <w:r>
+              <w:t>testar</w:t>
+            </w:r>
+            <w:proofErr w:type="spellEnd"/>
+            <w:r>
+              <w:t xml:space="preserve">, </w:t>
+            </w:r>
+            <w:proofErr w:type="spellStart"/>
+            <w:r>
+              <w:t>implementar</w:t>
+            </w:r>
+            <w:proofErr w:type="spellEnd"/>
+            <w:r>
+              <w:t xml:space="preserve"> e </w:t>
+            </w:r>
+            <w:proofErr w:type="spellStart"/>
+            <w:r>
+              <w:t>manter</w:t>
+            </w:r>
+            <w:proofErr w:type="spellEnd"/>
+            <w:r>
+              <w:t xml:space="preserve"> </w:t>
+            </w:r>
+            <w:proofErr w:type="spellStart"/>
+            <w:r>
+              <w:t>sistemas</w:t>
+            </w:r>
+            <w:proofErr w:type="spellEnd"/>
+            <w:r>
+              <w:t xml:space="preserve"> de software, </w:t>
+            </w:r>
+            <w:proofErr w:type="spellStart"/>
+            <w:r>
+              <w:t>atendendo</w:t>
+            </w:r>
+            <w:proofErr w:type="spellEnd"/>
+            <w:r>
+              <w:t xml:space="preserve"> </w:t>
+            </w:r>
+            <w:proofErr w:type="spellStart"/>
+            <w:r>
+              <w:t>às</w:t>
+            </w:r>
+            <w:proofErr w:type="spellEnd"/>
+            <w:r>
+              <w:t xml:space="preserve"> </w:t>
+            </w:r>
+            <w:proofErr w:type="spellStart"/>
+            <w:r>
+              <w:t>necessidades</w:t>
+            </w:r>
+            <w:proofErr w:type="spellEnd"/>
+            <w:r>
+              <w:t xml:space="preserve"> </w:t>
+            </w:r>
+            <w:proofErr w:type="spellStart"/>
+            <w:r>
+              <w:t>tecnológicas</w:t>
+            </w:r>
+            <w:proofErr w:type="spellEnd"/>
+            <w:r>
+              <w:t xml:space="preserve"> e </w:t>
+            </w:r>
+            <w:proofErr w:type="spellStart"/>
+            <w:r>
+              <w:t>estratégicas</w:t>
+            </w:r>
+            <w:proofErr w:type="spellEnd"/>
+            <w:r>
+              <w:t xml:space="preserve"> da </w:t>
+            </w:r>
+            <w:proofErr w:type="spellStart"/>
+            <w:r>
+              <w:t>organização</w:t>
+            </w:r>
+            <w:proofErr w:type="spellEnd"/>
+            <w:r>
+              <w:t xml:space="preserve">. </w:t>
+            </w:r>
+            <w:proofErr w:type="spellStart"/>
+            <w:r>
+              <w:t>Atuando</w:t>
+            </w:r>
+            <w:proofErr w:type="spellEnd"/>
+            <w:r>
+              <w:t xml:space="preserve"> </w:t>
+            </w:r>
+            <w:proofErr w:type="spellStart"/>
+            <w:r>
+              <w:t>em</w:t>
+            </w:r>
+            <w:proofErr w:type="spellEnd"/>
+            <w:r>
+              <w:t xml:space="preserve"> </w:t>
+            </w:r>
+            <w:proofErr w:type="spellStart"/>
+            <w:r>
+              <w:t>todas</w:t>
+            </w:r>
+            <w:proofErr w:type="spellEnd"/>
+            <w:r>
+              <w:t xml:space="preserve"> as </w:t>
+            </w:r>
+            <w:proofErr w:type="spellStart"/>
+            <w:r>
+              <w:t>etapas</w:t>
+            </w:r>
+            <w:proofErr w:type="spellEnd"/>
+            <w:r>
+              <w:t xml:space="preserve"> do </w:t>
+            </w:r>
+            <w:proofErr w:type="spellStart"/>
+            <w:r>
+              <w:t>ciclo</w:t>
+            </w:r>
+            <w:proofErr w:type="spellEnd"/>
+            <w:r>
+              <w:t xml:space="preserve"> de </w:t>
+            </w:r>
+            <w:proofErr w:type="spellStart"/>
+            <w:r>
+              <w:t>vida</w:t>
+            </w:r>
+            <w:proofErr w:type="spellEnd"/>
+            <w:r>
+              <w:t xml:space="preserve"> do </w:t>
+            </w:r>
+            <w:proofErr w:type="spellStart"/>
+            <w:r>
+              <w:t>desenvolvimento</w:t>
+            </w:r>
+            <w:proofErr w:type="spellEnd"/>
+            <w:r>
+              <w:t xml:space="preserve"> de </w:t>
+            </w:r>
+            <w:proofErr w:type="spellStart"/>
+            <w:r>
+              <w:t>sistemas</w:t>
+            </w:r>
+            <w:proofErr w:type="spellEnd"/>
+            <w:r>
+              <w:t xml:space="preserve">, </w:t>
+            </w:r>
+            <w:proofErr w:type="spellStart"/>
+            <w:r>
+              <w:t>garantindo</w:t>
+            </w:r>
+            <w:proofErr w:type="spellEnd"/>
+            <w:r>
+              <w:t xml:space="preserve"> </w:t>
+            </w:r>
+            <w:proofErr w:type="spellStart"/>
+            <w:r>
+              <w:t>desempenho</w:t>
+            </w:r>
+            <w:proofErr w:type="spellEnd"/>
+            <w:r>
+              <w:t xml:space="preserve">, </w:t>
+            </w:r>
+            <w:proofErr w:type="spellStart"/>
+            <w:r>
+              <w:t>segurança</w:t>
+            </w:r>
+            <w:proofErr w:type="spellEnd"/>
+            <w:r>
+              <w:t xml:space="preserve"> e </w:t>
+            </w:r>
+            <w:proofErr w:type="spellStart"/>
+            <w:r>
+              <w:t>usabilidade</w:t>
+            </w:r>
+            <w:proofErr w:type="spellEnd"/>
+            <w:r>
+              <w:t xml:space="preserve"> das </w:t>
+            </w:r>
+            <w:proofErr w:type="spellStart"/>
+            <w:r>
+              <w:t>soluções</w:t>
+            </w:r>
+            <w:proofErr w:type="spellEnd"/>
+            <w:r>
+              <w:t xml:space="preserve"> </w:t>
+            </w:r>
+            <w:proofErr w:type="spellStart"/>
+            <w:r>
+              <w:t>desenvolvidas</w:t>
+            </w:r>
+            <w:proofErr w:type="spellEnd"/>
+            <w:r>
+              <w:t>.</w:t>
             </w:r>
           </w:p>
           <w:p>
@@ -1858,8 +2895,45 @@
               <w:spacing w:before="1" w:line="256" w:lineRule="auto"/>
               <w:ind w:right="948"/>
             </w:pPr>
-            <w:r>
-              <w:t>Desenvolvimento, manutenção e evolução de sistemas voltados para IoT, MVNO e VOIP.</w:t>
+            <w:proofErr w:type="spellStart"/>
+            <w:r>
+              <w:t>Desenvolvimento</w:t>
+            </w:r>
+            <w:proofErr w:type="spellEnd"/>
+            <w:r>
+              <w:t xml:space="preserve">, </w:t>
+            </w:r>
+            <w:proofErr w:type="spellStart"/>
+            <w:r>
+              <w:t>manutenção</w:t>
+            </w:r>
+            <w:proofErr w:type="spellEnd"/>
+            <w:r>
+              <w:t xml:space="preserve"> e </w:t>
+            </w:r>
+            <w:proofErr w:type="spellStart"/>
+            <w:r>
+              <w:t>evolução</w:t>
+            </w:r>
+            <w:proofErr w:type="spellEnd"/>
+            <w:r>
+              <w:t xml:space="preserve"> de </w:t>
+            </w:r>
+            <w:proofErr w:type="spellStart"/>
+            <w:r>
+              <w:t>sistemas</w:t>
+            </w:r>
+            <w:proofErr w:type="spellEnd"/>
+            <w:r>
+              <w:t xml:space="preserve"> </w:t>
+            </w:r>
+            <w:proofErr w:type="spellStart"/>
+            <w:r>
+              <w:t>voltados</w:t>
+            </w:r>
+            <w:proofErr w:type="spellEnd"/>
+            <w:r>
+              <w:t xml:space="preserve"> para IoT, MVNO e VOIP.</w:t>
             </w:r>
           </w:p>
           <w:p>
@@ -1875,8 +2949,101 @@
               <w:spacing w:before="32"/>
               <w:ind w:left="347" w:hanging="194"/>
             </w:pPr>
-            <w:r>
-              <w:t>Análise de requisitos, levantando e interpretando as necessidades dos usuários e transformar em especificações técnicas para desenvolvimento de sistemas.</w:t>
+            <w:proofErr w:type="spellStart"/>
+            <w:r>
+              <w:t>Análise</w:t>
+            </w:r>
+            <w:proofErr w:type="spellEnd"/>
+            <w:r>
+              <w:t xml:space="preserve"> de </w:t>
+            </w:r>
+            <w:proofErr w:type="spellStart"/>
+            <w:r>
+              <w:t>requisitos</w:t>
+            </w:r>
+            <w:proofErr w:type="spellEnd"/>
+            <w:r>
+              <w:t xml:space="preserve">, </w:t>
+            </w:r>
+            <w:proofErr w:type="spellStart"/>
+            <w:r>
+              <w:t>levantando</w:t>
+            </w:r>
+            <w:proofErr w:type="spellEnd"/>
+            <w:r>
+              <w:t xml:space="preserve"> e </w:t>
+            </w:r>
+            <w:proofErr w:type="spellStart"/>
+            <w:r>
+              <w:t>interpretando</w:t>
+            </w:r>
+            <w:proofErr w:type="spellEnd"/>
+            <w:r>
+              <w:t xml:space="preserve"> as </w:t>
+            </w:r>
+            <w:proofErr w:type="spellStart"/>
+            <w:r>
+              <w:t>necessidades</w:t>
+            </w:r>
+            <w:proofErr w:type="spellEnd"/>
+            <w:r>
+              <w:t xml:space="preserve"> dos </w:t>
+            </w:r>
+            <w:proofErr w:type="spellStart"/>
+            <w:r>
+              <w:t>usuários</w:t>
+            </w:r>
+            <w:proofErr w:type="spellEnd"/>
+            <w:r>
+              <w:t xml:space="preserve"> e </w:t>
+            </w:r>
+            <w:proofErr w:type="spellStart"/>
+            <w:r>
+              <w:t>transformar</w:t>
+            </w:r>
+            <w:proofErr w:type="spellEnd"/>
+            <w:r>
+              <w:t xml:space="preserve"> </w:t>
+            </w:r>
+            <w:proofErr w:type="spellStart"/>
+            <w:r>
+              <w:t>em</w:t>
+            </w:r>
+            <w:proofErr w:type="spellEnd"/>
+            <w:r>
+              <w:t xml:space="preserve"> </w:t>
+            </w:r>
+            <w:proofErr w:type="spellStart"/>
+            <w:r>
+              <w:t>especificações</w:t>
+            </w:r>
+            <w:proofErr w:type="spellEnd"/>
+            <w:r>
+              <w:t xml:space="preserve"> </w:t>
+            </w:r>
+            <w:proofErr w:type="spellStart"/>
+            <w:r>
+              <w:t>técnicas</w:t>
+            </w:r>
+            <w:proofErr w:type="spellEnd"/>
+            <w:r>
+              <w:t xml:space="preserve"> para </w:t>
+            </w:r>
+            <w:proofErr w:type="spellStart"/>
+            <w:r>
+              <w:t>desenvolvimento</w:t>
+            </w:r>
+            <w:proofErr w:type="spellEnd"/>
+            <w:r>
+              <w:t xml:space="preserve"> de </w:t>
+            </w:r>
+            <w:proofErr w:type="spellStart"/>
+            <w:r>
+              <w:t>sistemas</w:t>
+            </w:r>
+            <w:proofErr w:type="spellEnd"/>
+            <w:r>
+              <w:t>.</w:t>
             </w:r>
           </w:p>
           <w:p>
@@ -1892,8 +3059,99 @@
               <w:spacing w:before="33"/>
               <w:ind w:left="347" w:hanging="194"/>
             </w:pPr>
-            <w:r>
-              <w:t>Desenvolvimento de software, programando e codificando soluções utilizando linguagens e frameworks adequados como: Git/GitBash, PowerShell, SQL/MS SQL Server/T-SQL/ORM (Entity Framework/LINQ), APIs (REST/SOAP), Azure (Web Services/Logic Apps/Functions/Storage/APIM), cURL/Postman, VBA, ABAP, C#/.NET, WPF/MAUI, ASP.NET/Blazor, JS Vanilla/jQuery, entre outros.</w:t>
+            <w:proofErr w:type="spellStart"/>
+            <w:r>
+              <w:t>Desenvolvimento</w:t>
+            </w:r>
+            <w:proofErr w:type="spellEnd"/>
+            <w:r>
+              <w:t xml:space="preserve"> de software, </w:t>
+            </w:r>
+            <w:proofErr w:type="spellStart"/>
+            <w:r>
+              <w:t>programando</w:t>
+            </w:r>
+            <w:proofErr w:type="spellEnd"/>
+            <w:r>
+              <w:t xml:space="preserve"> e </w:t>
+            </w:r>
+            <w:proofErr w:type="spellStart"/>
+            <w:r>
+              <w:t>codificando</w:t>
+            </w:r>
+            <w:proofErr w:type="spellEnd"/>
+            <w:r>
+              <w:t xml:space="preserve"> </w:t>
+            </w:r>
+            <w:proofErr w:type="spellStart"/>
+            <w:r>
+              <w:t>soluções</w:t>
+            </w:r>
+            <w:proofErr w:type="spellEnd"/>
+            <w:r>
+              <w:t xml:space="preserve"> </w:t>
+            </w:r>
+            <w:proofErr w:type="spellStart"/>
+            <w:r>
+              <w:t>utilizando</w:t>
+            </w:r>
+            <w:proofErr w:type="spellEnd"/>
+            <w:r>
+              <w:t xml:space="preserve"> </w:t>
+            </w:r>
+            <w:proofErr w:type="spellStart"/>
+            <w:r>
+              <w:t>linguagens</w:t>
+            </w:r>
+            <w:proofErr w:type="spellEnd"/>
+            <w:r>
+              <w:t xml:space="preserve"> e frameworks </w:t>
+            </w:r>
+            <w:proofErr w:type="spellStart"/>
+            <w:r>
+              <w:t>adequados</w:t>
+            </w:r>
+            <w:proofErr w:type="spellEnd"/>
+            <w:r>
+              <w:t xml:space="preserve"> </w:t>
+            </w:r>
+            <w:proofErr w:type="spellStart"/>
+            <w:r>
+              <w:t>como</w:t>
+            </w:r>
+            <w:proofErr w:type="spellEnd"/>
+            <w:r>
+              <w:t>: Git/</w:t>
+            </w:r>
+            <w:proofErr w:type="spellStart"/>
+            <w:r>
+              <w:t>GitBash</w:t>
+            </w:r>
+            <w:proofErr w:type="spellEnd"/>
+            <w:r>
+              <w:t xml:space="preserve">, PowerShell, SQL/MS SQL Server/T-SQL/ORM (Entity Framework/LINQ), APIs (REST/SOAP), Azure (Web Services/Logic Apps/Functions/Storage/APIM), </w:t>
+            </w:r>
+            <w:proofErr w:type="spellStart"/>
+            <w:r>
+              <w:t>cURL</w:t>
+            </w:r>
+            <w:proofErr w:type="spellEnd"/>
+            <w:r>
+              <w:t>/Postman, VBA, ABAP, C#/.NET, WPF/MAUI, ASP.NET/</w:t>
+            </w:r>
+            <w:proofErr w:type="spellStart"/>
+            <w:r>
+              <w:t>Blazor</w:t>
+            </w:r>
+            <w:proofErr w:type="spellEnd"/>
+            <w:r>
+              <w:t>, JS Vanilla/jQuery</w:t>
+            </w:r>
+            <w:r>
+              <w:t>, PHP/Laravel</w:t>
+            </w:r>
+            <w:r>
+              <w:t xml:space="preserve"> entre outros.</w:t>
             </w:r>
           </w:p>
           <w:p>
@@ -1909,8 +3167,77 @@
               <w:spacing w:before="33"/>
               <w:ind w:left="347" w:hanging="194"/>
             </w:pPr>
-            <w:r>
-              <w:t>Realização e validação de testes unitários, de integração e de sistema, assegurando o bom funcionamento das aplicações.</w:t>
+            <w:proofErr w:type="spellStart"/>
+            <w:r>
+              <w:t>Realização</w:t>
+            </w:r>
+            <w:proofErr w:type="spellEnd"/>
+            <w:r>
+              <w:t xml:space="preserve"> e </w:t>
+            </w:r>
+            <w:proofErr w:type="spellStart"/>
+            <w:r>
+              <w:t>validação</w:t>
+            </w:r>
+            <w:proofErr w:type="spellEnd"/>
+            <w:r>
+              <w:t xml:space="preserve"> de testes </w:t>
+            </w:r>
+            <w:proofErr w:type="spellStart"/>
+            <w:r>
+              <w:t>unitários</w:t>
+            </w:r>
+            <w:proofErr w:type="spellEnd"/>
+            <w:r>
+              <w:t xml:space="preserve">, de </w:t>
+            </w:r>
+            <w:proofErr w:type="spellStart"/>
+            <w:r>
+              <w:t>integração</w:t>
+            </w:r>
+            <w:proofErr w:type="spellEnd"/>
+            <w:r>
+              <w:t xml:space="preserve"> e de </w:t>
+            </w:r>
+            <w:proofErr w:type="spellStart"/>
+            <w:r>
+              <w:t>sistema</w:t>
+            </w:r>
+            <w:proofErr w:type="spellEnd"/>
+            <w:r>
+              <w:t xml:space="preserve">, </w:t>
+            </w:r>
+            <w:proofErr w:type="spellStart"/>
+            <w:r>
+              <w:t>assegurando</w:t>
+            </w:r>
+            <w:proofErr w:type="spellEnd"/>
+            <w:r>
+              <w:t xml:space="preserve"> o </w:t>
+            </w:r>
+            <w:proofErr w:type="spellStart"/>
+            <w:r>
+              <w:t>bom</w:t>
+            </w:r>
+            <w:proofErr w:type="spellEnd"/>
+            <w:r>
+              <w:t xml:space="preserve"> </w:t>
+            </w:r>
+            <w:proofErr w:type="spellStart"/>
+            <w:r>
+              <w:t>funcionamento</w:t>
+            </w:r>
+            <w:proofErr w:type="spellEnd"/>
+            <w:r>
+              <w:t xml:space="preserve"> das </w:t>
+            </w:r>
+            <w:proofErr w:type="spellStart"/>
+            <w:r>
+              <w:t>aplicações</w:t>
+            </w:r>
+            <w:proofErr w:type="spellEnd"/>
+            <w:r>
+              <w:t>.</w:t>
             </w:r>
           </w:p>
           <w:p>
@@ -1926,8 +3253,101 @@
               <w:spacing w:before="33"/>
               <w:ind w:left="347" w:hanging="194"/>
             </w:pPr>
-            <w:r>
-              <w:t>Manutenção e suporte na correção de bugs, realizando melhorias e prestando suporte técnico aos usuários dos sistemas.</w:t>
+            <w:proofErr w:type="spellStart"/>
+            <w:r>
+              <w:t>Manutenção</w:t>
+            </w:r>
+            <w:proofErr w:type="spellEnd"/>
+            <w:r>
+              <w:t xml:space="preserve"> e </w:t>
+            </w:r>
+            <w:proofErr w:type="spellStart"/>
+            <w:r>
+              <w:t>suporte</w:t>
+            </w:r>
+            <w:proofErr w:type="spellEnd"/>
+            <w:r>
+              <w:t xml:space="preserve"> </w:t>
+            </w:r>
+            <w:proofErr w:type="spellStart"/>
+            <w:r>
+              <w:t>na</w:t>
+            </w:r>
+            <w:proofErr w:type="spellEnd"/>
+            <w:r>
+              <w:t xml:space="preserve"> </w:t>
+            </w:r>
+            <w:proofErr w:type="spellStart"/>
+            <w:r>
+              <w:t>correção</w:t>
+            </w:r>
+            <w:proofErr w:type="spellEnd"/>
+            <w:r>
+              <w:t xml:space="preserve"> de bugs, </w:t>
+            </w:r>
+            <w:proofErr w:type="spellStart"/>
+            <w:r>
+              <w:t>realizando</w:t>
+            </w:r>
+            <w:proofErr w:type="spellEnd"/>
+            <w:r>
+              <w:t xml:space="preserve"> </w:t>
+            </w:r>
+            <w:proofErr w:type="spellStart"/>
+            <w:r>
+              <w:t>melhorias</w:t>
+            </w:r>
+            <w:proofErr w:type="spellEnd"/>
+            <w:r>
+              <w:t xml:space="preserve"> e </w:t>
+            </w:r>
+            <w:proofErr w:type="spellStart"/>
+            <w:r>
+              <w:t>prestando</w:t>
+            </w:r>
+            <w:proofErr w:type="spellEnd"/>
+            <w:r>
+              <w:t xml:space="preserve"> </w:t>
+            </w:r>
+            <w:proofErr w:type="spellStart"/>
+            <w:r>
+              <w:t>suporte</w:t>
+            </w:r>
+            <w:proofErr w:type="spellEnd"/>
+            <w:r>
+              <w:t xml:space="preserve"> </w:t>
+            </w:r>
+            <w:proofErr w:type="spellStart"/>
+            <w:r>
+              <w:t>técnico</w:t>
+            </w:r>
+            <w:proofErr w:type="spellEnd"/>
+            <w:r>
+              <w:t xml:space="preserve"> </w:t>
+            </w:r>
+            <w:proofErr w:type="spellStart"/>
+            <w:r>
+              <w:t>aos</w:t>
+            </w:r>
+            <w:proofErr w:type="spellEnd"/>
+            <w:r>
+              <w:t xml:space="preserve"> </w:t>
+            </w:r>
+            <w:proofErr w:type="spellStart"/>
+            <w:r>
+              <w:t>usuários</w:t>
+            </w:r>
+            <w:proofErr w:type="spellEnd"/>
+            <w:r>
+              <w:t xml:space="preserve"> dos </w:t>
+            </w:r>
+            <w:proofErr w:type="spellStart"/>
+            <w:r>
+              <w:t>sistemas</w:t>
+            </w:r>
+            <w:proofErr w:type="spellEnd"/>
+            <w:r>
+              <w:t>.</w:t>
             </w:r>
           </w:p>
           <w:p>
@@ -1943,8 +3363,77 @@
               <w:spacing w:before="33"/>
               <w:ind w:left="347" w:hanging="194"/>
             </w:pPr>
-            <w:r>
-              <w:t>Integração de sistemas, desenvolvimento de APIs, web services e rotinas de integração com outros sistemas internos ou de terceiros.</w:t>
+            <w:proofErr w:type="spellStart"/>
+            <w:r>
+              <w:t>Integração</w:t>
+            </w:r>
+            <w:proofErr w:type="spellEnd"/>
+            <w:r>
+              <w:t xml:space="preserve"> de </w:t>
+            </w:r>
+            <w:proofErr w:type="spellStart"/>
+            <w:r>
+              <w:t>sistemas</w:t>
+            </w:r>
+            <w:proofErr w:type="spellEnd"/>
+            <w:r>
+              <w:t xml:space="preserve">, </w:t>
+            </w:r>
+            <w:proofErr w:type="spellStart"/>
+            <w:r>
+              <w:t>desenvolvimento</w:t>
+            </w:r>
+            <w:proofErr w:type="spellEnd"/>
+            <w:r>
+              <w:t xml:space="preserve"> de APIs, web services e </w:t>
+            </w:r>
+            <w:proofErr w:type="spellStart"/>
+            <w:r>
+              <w:t>rotinas</w:t>
+            </w:r>
+            <w:proofErr w:type="spellEnd"/>
+            <w:r>
+              <w:t xml:space="preserve"> de </w:t>
+            </w:r>
+            <w:proofErr w:type="spellStart"/>
+            <w:r>
+              <w:t>integração</w:t>
+            </w:r>
+            <w:proofErr w:type="spellEnd"/>
+            <w:r>
+              <w:t xml:space="preserve"> com outros </w:t>
+            </w:r>
+            <w:proofErr w:type="spellStart"/>
+            <w:r>
+              <w:t>sistemas</w:t>
+            </w:r>
+            <w:proofErr w:type="spellEnd"/>
+            <w:r>
+              <w:t xml:space="preserve"> </w:t>
+            </w:r>
+            <w:proofErr w:type="spellStart"/>
+            <w:r>
+              <w:t>internos</w:t>
+            </w:r>
+            <w:proofErr w:type="spellEnd"/>
+            <w:r>
+              <w:t xml:space="preserve"> </w:t>
+            </w:r>
+            <w:proofErr w:type="spellStart"/>
+            <w:r>
+              <w:t>ou</w:t>
+            </w:r>
+            <w:proofErr w:type="spellEnd"/>
+            <w:r>
+              <w:t xml:space="preserve"> de </w:t>
+            </w:r>
+            <w:proofErr w:type="spellStart"/>
+            <w:r>
+              <w:t>terceiros</w:t>
+            </w:r>
+            <w:proofErr w:type="spellEnd"/>
+            <w:r>
+              <w:t>.</w:t>
             </w:r>
           </w:p>
           <w:p>
@@ -1960,8 +3449,69 @@
               <w:spacing w:before="33"/>
               <w:ind w:left="347" w:hanging="194"/>
             </w:pPr>
-            <w:r>
-              <w:t>Aplicar boas práticas de segurança da informação e otimização de performance nas aplicações desenvolvidas.</w:t>
+            <w:proofErr w:type="spellStart"/>
+            <w:r>
+              <w:t>Aplicar</w:t>
+            </w:r>
+            <w:proofErr w:type="spellEnd"/>
+            <w:r>
+              <w:t xml:space="preserve"> boas </w:t>
+            </w:r>
+            <w:proofErr w:type="spellStart"/>
+            <w:r>
+              <w:t>práticas</w:t>
+            </w:r>
+            <w:proofErr w:type="spellEnd"/>
+            <w:r>
+              <w:t xml:space="preserve"> de </w:t>
+            </w:r>
+            <w:proofErr w:type="spellStart"/>
+            <w:r>
+              <w:t>segurança</w:t>
+            </w:r>
+            <w:proofErr w:type="spellEnd"/>
+            <w:r>
+              <w:t xml:space="preserve"> da </w:t>
+            </w:r>
+            <w:proofErr w:type="spellStart"/>
+            <w:r>
+              <w:t>informação</w:t>
+            </w:r>
+            <w:proofErr w:type="spellEnd"/>
+            <w:r>
+              <w:t xml:space="preserve"> e </w:t>
+            </w:r>
+            <w:proofErr w:type="spellStart"/>
+            <w:r>
+              <w:t>otimização</w:t>
+            </w:r>
+            <w:proofErr w:type="spellEnd"/>
+            <w:r>
+              <w:t xml:space="preserve"> de performance </w:t>
+            </w:r>
+            <w:proofErr w:type="spellStart"/>
+            <w:r>
+              <w:t>nas</w:t>
+            </w:r>
+            <w:proofErr w:type="spellEnd"/>
+            <w:r>
+              <w:t xml:space="preserve"> </w:t>
+            </w:r>
+            <w:proofErr w:type="spellStart"/>
+            <w:r>
+              <w:t>aplicações</w:t>
+            </w:r>
+            <w:proofErr w:type="spellEnd"/>
+            <w:r>
+              <w:t xml:space="preserve"> </w:t>
+            </w:r>
+            <w:proofErr w:type="spellStart"/>
+            <w:r>
+              <w:t>desenvolvidas</w:t>
+            </w:r>
+            <w:proofErr w:type="spellEnd"/>
+            <w:r>
+              <w:t>.</w:t>
             </w:r>
           </w:p>
           <w:p>
@@ -2021,6 +3571,7 @@
               </w:rPr>
               <w:t xml:space="preserve"> </w:t>
             </w:r>
+            <w:proofErr w:type="spellStart"/>
             <w:r>
               <w:rPr>
                 <w:rFonts w:ascii="Arial Black"/>
@@ -2031,6 +3582,7 @@
               </w:rPr>
               <w:t>Brazil</w:t>
             </w:r>
+            <w:proofErr w:type="spellEnd"/>
           </w:p>
           <w:p>
             <w:pPr>
@@ -2080,12 +3632,14 @@
               </w:rPr>
               <w:t xml:space="preserve"> </w:t>
             </w:r>
+            <w:proofErr w:type="spellStart"/>
             <w:r>
               <w:rPr>
                 <w:color w:val="161616"/>
               </w:rPr>
               <w:t>Analista</w:t>
             </w:r>
+            <w:proofErr w:type="spellEnd"/>
             <w:r>
               <w:rPr>
                 <w:color w:val="161616"/>
@@ -2217,7 +3771,23 @@
           <w:rFonts w:ascii="Arial Black"/>
           <w:color w:val="161616"/>
         </w:rPr>
-        <w:t>[en-US]</w:t>
+        <w:t>[</w:t>
+      </w:r>
+      <w:proofErr w:type="spellStart"/>
+      <w:r>
+        <w:rPr>
+          <w:rFonts w:ascii="Arial Black"/>
+          <w:color w:val="161616"/>
+        </w:rPr>
+        <w:t>en</w:t>
+      </w:r>
+      <w:proofErr w:type="spellEnd"/>
+      <w:r>
+        <w:rPr>
+          <w:rFonts w:ascii="Arial Black"/>
+          <w:color w:val="161616"/>
+        </w:rPr>
+        <w:t>-US]</w:t>
       </w:r>
       <w:r>
         <w:rPr>
@@ -2794,7 +4364,92 @@
           <w:color w:val="161616"/>
           <w:w w:val="105"/>
         </w:rPr>
-        <w:t>MQTT/Mosquitto, Telemetria and CAN/CANOpen network.</w:t>
+        <w:t>MQTT/</w:t>
+      </w:r>
+      <w:proofErr w:type="spellStart"/>
+      <w:r>
+        <w:rPr>
+          <w:color w:val="161616"/>
+          <w:w w:val="105"/>
+        </w:rPr>
+        <w:t>Mosquitto</w:t>
+      </w:r>
+      <w:proofErr w:type="spellEnd"/>
+      <w:r>
+        <w:rPr>
+          <w:color w:val="161616"/>
+          <w:w w:val="105"/>
+        </w:rPr>
+        <w:t xml:space="preserve">, </w:t>
+      </w:r>
+      <w:proofErr w:type="spellStart"/>
+      <w:r>
+        <w:rPr>
+          <w:color w:val="161616"/>
+          <w:w w:val="105"/>
+        </w:rPr>
+        <w:t>Telemetria</w:t>
+      </w:r>
+      <w:proofErr w:type="spellEnd"/>
+      <w:r>
+        <w:rPr>
+          <w:color w:val="161616"/>
+          <w:w w:val="105"/>
+        </w:rPr>
+        <w:t xml:space="preserve"> and CAN/</w:t>
+      </w:r>
+      <w:proofErr w:type="spellStart"/>
+      <w:r>
+        <w:rPr>
+          <w:color w:val="161616"/>
+          <w:w w:val="105"/>
+        </w:rPr>
+        <w:t>CANOpen</w:t>
+      </w:r>
+      <w:proofErr w:type="spellEnd"/>
+      <w:r>
+        <w:rPr>
+          <w:color w:val="161616"/>
+          <w:w w:val="105"/>
+        </w:rPr>
+        <w:t xml:space="preserve"> network</w:t>
+      </w:r>
+      <w:r>
+        <w:rPr>
+          <w:color w:val="161616"/>
+          <w:w w:val="105"/>
+        </w:rPr>
+        <w:t xml:space="preserve"> (</w:t>
+      </w:r>
+      <w:proofErr w:type="spellStart"/>
+      <w:r>
+        <w:rPr>
+          <w:color w:val="161616"/>
+          <w:w w:val="105"/>
+        </w:rPr>
+        <w:t>candump</w:t>
+      </w:r>
+      <w:proofErr w:type="spellEnd"/>
+      <w:r>
+        <w:rPr>
+          <w:color w:val="161616"/>
+          <w:w w:val="105"/>
+        </w:rPr>
+        <w:t xml:space="preserve">) </w:t>
+      </w:r>
+      <w:r>
+        <w:rPr>
+          <w:color w:val="161616"/>
+          <w:w w:val="105"/>
+        </w:rPr>
+        <w:t>for teleoperation imaging systems and remote control of autonomous vehicles</w:t>
+      </w:r>
+      <w:r>
+        <w:rPr>
+          <w:color w:val="161616"/>
+          <w:w w:val="105"/>
+        </w:rPr>
+        <w:t>.</w:t>
       </w:r>
     </w:p>
     <w:p>
@@ -3003,8 +4658,14 @@
         <w:tabs>
           <w:tab w:val="left" w:pos="347"/>
         </w:tabs>
-        <w:spacing w:before="33"/>
-        <w:ind w:left="347" w:hanging="194"/>
+        <w:spacing w:before="156" w:line="264" w:lineRule="auto"/>
+        <w:ind w:right="63"/>
+        <w:rPr>
+          <w:rFonts w:ascii="Arial Black" w:hAnsi="Arial Black"/>
+          <w:color w:val="161616"/>
+          <w:w w:val="105"/>
+          <w:lang w:val="pt-BR"/>
+        </w:rPr>
       </w:pPr>
       <w:r>
         <w:rPr>
@@ -3077,92 +4738,6 @@
           <w:spacing w:val="-2"/>
         </w:rPr>
         <w:t>infrastructure.</w:t>
-      </w:r>
-    </w:p>
-    <w:p>
-      <w:pPr>
-        <w:pStyle w:val="PargrafodaLista"/>
-        <w:numPr>
-          <w:ilvl w:val="0"/>
-          <w:numId w:val="2"/>
-        </w:numPr>
-        <w:tabs>
-          <w:tab w:val="left" w:pos="347"/>
-        </w:tabs>
-        <w:spacing w:before="33"/>
-        <w:ind w:left="347" w:hanging="194"/>
-      </w:pPr>
-      <w:r>
-        <w:rPr>
-          <w:color w:val="161616"/>
-        </w:rPr>
-        <w:t>Preventive</w:t>
-      </w:r>
-      <w:r>
-        <w:rPr>
-          <w:color w:val="161616"/>
-          <w:spacing w:val="44"/>
-        </w:rPr>
-        <w:t xml:space="preserve"> </w:t>
-      </w:r>
-      <w:r>
-        <w:rPr>
-          <w:color w:val="161616"/>
-        </w:rPr>
-        <w:t>and</w:t>
-      </w:r>
-      <w:r>
-        <w:rPr>
-          <w:color w:val="161616"/>
-          <w:spacing w:val="47"/>
-        </w:rPr>
-        <w:t xml:space="preserve"> </w:t>
-      </w:r>
-      <w:r>
-        <w:rPr>
-          <w:color w:val="161616"/>
-        </w:rPr>
-        <w:t>corrective</w:t>
-      </w:r>
-      <w:r>
-        <w:rPr>
-          <w:color w:val="161616"/>
-          <w:spacing w:val="41"/>
-        </w:rPr>
-        <w:t xml:space="preserve"> </w:t>
-      </w:r>
-      <w:r>
-        <w:rPr>
-          <w:color w:val="161616"/>
-        </w:rPr>
-        <w:t>maintenance</w:t>
-      </w:r>
-      <w:r>
-        <w:rPr>
-          <w:color w:val="161616"/>
-          <w:spacing w:val="45"/>
-        </w:rPr>
-        <w:t xml:space="preserve"> </w:t>
-      </w:r>
-      <w:r>
-        <w:rPr>
-          <w:color w:val="161616"/>
-        </w:rPr>
-        <w:t>of</w:t>
-      </w:r>
-      <w:r>
-        <w:rPr>
-          <w:color w:val="161616"/>
-          <w:spacing w:val="43"/>
-        </w:rPr>
-        <w:t xml:space="preserve"> </w:t>
-      </w:r>
-      <w:r>
-        <w:rPr>
-          <w:color w:val="161616"/>
-          <w:spacing w:val="-2"/>
-        </w:rPr>
-        <w:t>equipment.</w:t>
       </w:r>
     </w:p>
     <w:p>
@@ -3171,35 +4746,29 @@
         <w:spacing w:before="156" w:line="264" w:lineRule="auto"/>
         <w:ind w:left="0" w:right="63"/>
         <w:rPr>
+          <w:lang w:val="pt-BR"/>
+        </w:rPr>
+      </w:pPr>
+      <w:r>
+        <w:rPr>
           <w:rFonts w:ascii="Arial Black" w:hAnsi="Arial Black"/>
           <w:color w:val="161616"/>
           <w:w w:val="105"/>
           <w:lang w:val="pt-BR"/>
         </w:rPr>
-      </w:pPr>
-    </w:p>
-    <w:p>
-      <w:pPr>
-        <w:pStyle w:val="Corpodetexto"/>
-        <w:spacing w:before="156" w:line="264" w:lineRule="auto"/>
-        <w:ind w:left="0" w:right="63"/>
+        <w:t>[</w:t>
+      </w:r>
+      <w:proofErr w:type="spellStart"/>
+      <w:r>
         <w:rPr>
           <w:rFonts w:ascii="Arial Black" w:hAnsi="Arial Black"/>
           <w:color w:val="161616"/>
           <w:w w:val="105"/>
           <w:lang w:val="pt-BR"/>
         </w:rPr>
-      </w:pPr>
-    </w:p>
-    <w:p>
-      <w:pPr>
-        <w:pStyle w:val="Corpodetexto"/>
-        <w:spacing w:before="156" w:line="264" w:lineRule="auto"/>
-        <w:ind w:left="0" w:right="63"/>
-        <w:rPr>
-          <w:lang w:val="pt-BR"/>
-        </w:rPr>
-      </w:pPr>
+        <w:t>pt</w:t>
+      </w:r>
+      <w:proofErr w:type="spellEnd"/>
       <w:r>
         <w:rPr>
           <w:rFonts w:ascii="Arial Black" w:hAnsi="Arial Black"/>
@@ -3207,8 +4776,7 @@
           <w:w w:val="105"/>
           <w:lang w:val="pt-BR"/>
         </w:rPr>
-        <w:lastRenderedPageBreak/>
-        <w:t>[pt-BR]</w:t>
+        <w:t>-BR]</w:t>
       </w:r>
       <w:r>
         <w:rPr>
@@ -3226,7 +4794,7 @@
           <w:w w:val="105"/>
           <w:lang w:val="pt-BR"/>
         </w:rPr>
-        <w:t>Realizar atendimento de campo e remoto a clientes, implementando e testando os sistemas desenvolvidos,</w:t>
+        <w:t>Realizar atendimento de campo e remoto, implementando e testando os sistemas desenvolvidos,</w:t>
       </w:r>
       <w:r>
         <w:rPr>
@@ -3430,7 +4998,72 @@
           <w:color w:val="161616"/>
           <w:lang w:val="pt-BR"/>
         </w:rPr>
-        <w:t xml:space="preserve">Desenvolvimento de soluções em C/C++, ShellScript, Linux, Servers, JavaScript, React, Bootstrap, </w:t>
+        <w:lastRenderedPageBreak/>
+        <w:t xml:space="preserve">Desenvolvimento de soluções em C/C++, </w:t>
+      </w:r>
+      <w:proofErr w:type="spellStart"/>
+      <w:r>
+        <w:rPr>
+          <w:color w:val="161616"/>
+          <w:lang w:val="pt-BR"/>
+        </w:rPr>
+        <w:t>ShellScript</w:t>
+      </w:r>
+      <w:proofErr w:type="spellEnd"/>
+      <w:r>
+        <w:rPr>
+          <w:color w:val="161616"/>
+          <w:lang w:val="pt-BR"/>
+        </w:rPr>
+        <w:t xml:space="preserve">, Linux, Servers, </w:t>
+      </w:r>
+      <w:proofErr w:type="spellStart"/>
+      <w:r>
+        <w:rPr>
+          <w:color w:val="161616"/>
+          <w:lang w:val="pt-BR"/>
+        </w:rPr>
+        <w:t>JavaScript</w:t>
+      </w:r>
+      <w:proofErr w:type="spellEnd"/>
+      <w:r>
+        <w:rPr>
+          <w:color w:val="161616"/>
+          <w:lang w:val="pt-BR"/>
+        </w:rPr>
+        <w:t xml:space="preserve">, </w:t>
+      </w:r>
+      <w:proofErr w:type="spellStart"/>
+      <w:r>
+        <w:rPr>
+          <w:color w:val="161616"/>
+          <w:lang w:val="pt-BR"/>
+        </w:rPr>
+        <w:t>React</w:t>
+      </w:r>
+      <w:proofErr w:type="spellEnd"/>
+      <w:r>
+        <w:rPr>
+          <w:color w:val="161616"/>
+          <w:lang w:val="pt-BR"/>
+        </w:rPr>
+        <w:t xml:space="preserve">, </w:t>
+      </w:r>
+      <w:proofErr w:type="spellStart"/>
+      <w:r>
+        <w:rPr>
+          <w:color w:val="161616"/>
+          <w:lang w:val="pt-BR"/>
+        </w:rPr>
+        <w:t>Bootstrap</w:t>
+      </w:r>
+      <w:proofErr w:type="spellEnd"/>
+      <w:r>
+        <w:rPr>
+          <w:color w:val="161616"/>
+          <w:lang w:val="pt-BR"/>
+        </w:rPr>
+        <w:t xml:space="preserve">, </w:t>
       </w:r>
       <w:r>
         <w:rPr>
@@ -3523,7 +5156,25 @@
           <w:w w:val="105"/>
           <w:lang w:val="pt-BR"/>
         </w:rPr>
-        <w:t>MQTT/Mosquitto,</w:t>
+        <w:t>MQTT/</w:t>
+      </w:r>
+      <w:proofErr w:type="spellStart"/>
+      <w:r>
+        <w:rPr>
+          <w:color w:val="161616"/>
+          <w:w w:val="105"/>
+          <w:lang w:val="pt-BR"/>
+        </w:rPr>
+        <w:t>Mosquitto</w:t>
+      </w:r>
+      <w:proofErr w:type="spellEnd"/>
+      <w:r>
+        <w:rPr>
+          <w:color w:val="161616"/>
+          <w:w w:val="105"/>
+          <w:lang w:val="pt-BR"/>
+        </w:rPr>
+        <w:t>,</w:t>
       </w:r>
       <w:r>
         <w:rPr>
@@ -3591,7 +5242,69 @@
           <w:w w:val="105"/>
           <w:lang w:val="pt-BR"/>
         </w:rPr>
-        <w:t>CAN/CANOpen.</w:t>
+        <w:t>CAN/</w:t>
+      </w:r>
+      <w:proofErr w:type="spellStart"/>
+      <w:r>
+        <w:rPr>
+          <w:color w:val="161616"/>
+          <w:w w:val="105"/>
+          <w:lang w:val="pt-BR"/>
+        </w:rPr>
+        <w:t>CANOpen</w:t>
+      </w:r>
+      <w:proofErr w:type="spellEnd"/>
+      <w:r>
+        <w:rPr>
+          <w:color w:val="161616"/>
+          <w:w w:val="105"/>
+          <w:lang w:val="pt-BR"/>
+        </w:rPr>
+        <w:t xml:space="preserve"> (</w:t>
+      </w:r>
+      <w:proofErr w:type="spellStart"/>
+      <w:r>
+        <w:rPr>
+          <w:color w:val="161616"/>
+          <w:w w:val="105"/>
+          <w:lang w:val="pt-BR"/>
+        </w:rPr>
+        <w:t>candump</w:t>
+      </w:r>
+      <w:proofErr w:type="spellEnd"/>
+      <w:r>
+        <w:rPr>
+          <w:color w:val="161616"/>
+          <w:w w:val="105"/>
+          <w:lang w:val="pt-BR"/>
+        </w:rPr>
+        <w:t xml:space="preserve">) para sistemas de imagens de </w:t>
+      </w:r>
+      <w:proofErr w:type="spellStart"/>
+      <w:r>
+        <w:rPr>
+          <w:color w:val="161616"/>
+          <w:w w:val="105"/>
+          <w:lang w:val="pt-BR"/>
+        </w:rPr>
+        <w:t>teleoperação</w:t>
+      </w:r>
+      <w:proofErr w:type="spellEnd"/>
+      <w:r>
+        <w:rPr>
+          <w:color w:val="161616"/>
+          <w:w w:val="105"/>
+          <w:lang w:val="pt-BR"/>
+        </w:rPr>
+        <w:t xml:space="preserve"> e controle remoto de veículos autônomos</w:t>
+      </w:r>
+      <w:r>
+        <w:rPr>
+          <w:color w:val="161616"/>
+          <w:w w:val="105"/>
+          <w:lang w:val="pt-BR"/>
+        </w:rPr>
+        <w:t>.</w:t>
       </w:r>
     </w:p>
     <w:p>
@@ -4180,6 +5893,7 @@
         </w:rPr>
         <w:t xml:space="preserve"> </w:t>
       </w:r>
+      <w:proofErr w:type="spellStart"/>
       <w:r>
         <w:rPr>
           <w:color w:val="161616"/>
@@ -4187,6 +5901,7 @@
         </w:rPr>
         <w:t>Assistant</w:t>
       </w:r>
+      <w:proofErr w:type="spellEnd"/>
       <w:r>
         <w:rPr>
           <w:color w:val="161616"/>
@@ -4254,8 +5969,16 @@
           <w:lang w:val="pt-BR"/>
         </w:rPr>
         <w:tab/>
+      </w:r>
+      <w:proofErr w:type="spellStart"/>
+      <w:r>
+        <w:rPr>
+          <w:color w:val="161616"/>
+          <w:lang w:val="pt-BR"/>
+        </w:rPr>
         <w:t>Sep</w:t>
       </w:r>
+      <w:proofErr w:type="spellEnd"/>
       <w:r>
         <w:rPr>
           <w:color w:val="161616"/>
@@ -4279,12 +6002,21 @@
         </w:rPr>
         <w:t xml:space="preserve"> </w:t>
       </w:r>
-      <w:r>
-        <w:rPr>
-          <w:color w:val="161616"/>
-          <w:lang w:val="pt-BR"/>
-        </w:rPr>
-        <w:t xml:space="preserve">Nov </w:t>
+      <w:proofErr w:type="spellStart"/>
+      <w:r>
+        <w:rPr>
+          <w:color w:val="161616"/>
+          <w:lang w:val="pt-BR"/>
+        </w:rPr>
+        <w:t>Nov</w:t>
+      </w:r>
+      <w:proofErr w:type="spellEnd"/>
+      <w:r>
+        <w:rPr>
+          <w:color w:val="161616"/>
+          <w:lang w:val="pt-BR"/>
+        </w:rPr>
+        <w:t xml:space="preserve"> </w:t>
       </w:r>
       <w:r>
         <w:rPr>
@@ -4307,12 +6039,30 @@
           <w:color w:val="161616"/>
           <w:w w:val="105"/>
         </w:rPr>
-        <w:t>[en-US]</w:t>
-      </w:r>
+        <w:t>[</w:t>
+      </w:r>
+      <w:proofErr w:type="spellStart"/>
       <w:r>
         <w:rPr>
           <w:rFonts w:ascii="Arial Black"/>
           <w:color w:val="161616"/>
+          <w:w w:val="105"/>
+        </w:rPr>
+        <w:t>en</w:t>
+      </w:r>
+      <w:proofErr w:type="spellEnd"/>
+      <w:r>
+        <w:rPr>
+          <w:rFonts w:ascii="Arial Black"/>
+          <w:color w:val="161616"/>
+          <w:w w:val="105"/>
+        </w:rPr>
+        <w:t>-US]</w:t>
+      </w:r>
+      <w:r>
+        <w:rPr>
+          <w:rFonts w:ascii="Arial Black"/>
+          <w:color w:val="161616"/>
           <w:spacing w:val="-21"/>
           <w:w w:val="105"/>
         </w:rPr>
@@ -4408,6 +6158,7 @@
         </w:rPr>
         <w:t xml:space="preserve"> </w:t>
       </w:r>
+      <w:proofErr w:type="spellStart"/>
       <w:r>
         <w:rPr>
           <w:color w:val="161616"/>
@@ -4415,6 +6166,7 @@
         </w:rPr>
         <w:t>PowerBI</w:t>
       </w:r>
+      <w:proofErr w:type="spellEnd"/>
       <w:r>
         <w:rPr>
           <w:color w:val="161616"/>
@@ -4988,12 +6740,32 @@
           <w:w w:val="105"/>
           <w:lang w:val="pt-BR"/>
         </w:rPr>
-        <w:t>[pt-BR]</w:t>
-      </w:r>
+        <w:t>[</w:t>
+      </w:r>
+      <w:proofErr w:type="spellStart"/>
       <w:r>
         <w:rPr>
           <w:rFonts w:ascii="Arial Black" w:hAnsi="Arial Black"/>
           <w:color w:val="161616"/>
+          <w:w w:val="105"/>
+          <w:lang w:val="pt-BR"/>
+        </w:rPr>
+        <w:t>pt</w:t>
+      </w:r>
+      <w:proofErr w:type="spellEnd"/>
+      <w:r>
+        <w:rPr>
+          <w:rFonts w:ascii="Arial Black" w:hAnsi="Arial Black"/>
+          <w:color w:val="161616"/>
+          <w:w w:val="105"/>
+          <w:lang w:val="pt-BR"/>
+        </w:rPr>
+        <w:t>-BR]</w:t>
+      </w:r>
+      <w:r>
+        <w:rPr>
+          <w:rFonts w:ascii="Arial Black" w:hAnsi="Arial Black"/>
+          <w:color w:val="161616"/>
           <w:spacing w:val="-20"/>
           <w:w w:val="105"/>
           <w:lang w:val="pt-BR"/>
@@ -5102,6 +6874,7 @@
         </w:rPr>
         <w:t xml:space="preserve"> </w:t>
       </w:r>
+      <w:proofErr w:type="spellStart"/>
       <w:r>
         <w:rPr>
           <w:color w:val="161616"/>
@@ -5110,6 +6883,7 @@
         </w:rPr>
         <w:t>PowerBI</w:t>
       </w:r>
+      <w:proofErr w:type="spellEnd"/>
       <w:r>
         <w:rPr>
           <w:color w:val="161616"/>
@@ -5323,6 +7097,7 @@
         </w:rPr>
         <w:t xml:space="preserve"> </w:t>
       </w:r>
+      <w:proofErr w:type="spellStart"/>
       <w:r>
         <w:rPr>
           <w:color w:val="161616"/>
@@ -5331,6 +7106,7 @@
         </w:rPr>
         <w:t>SQLite</w:t>
       </w:r>
+      <w:proofErr w:type="spellEnd"/>
       <w:r>
         <w:rPr>
           <w:color w:val="161616"/>
@@ -5519,6 +7295,7 @@
         </w:rPr>
         <w:t xml:space="preserve"> </w:t>
       </w:r>
+      <w:proofErr w:type="spellStart"/>
       <w:r>
         <w:rPr>
           <w:color w:val="161616"/>
@@ -5527,6 +7304,7 @@
         </w:rPr>
         <w:t>SQLite</w:t>
       </w:r>
+      <w:proofErr w:type="spellEnd"/>
       <w:r>
         <w:rPr>
           <w:color w:val="161616"/>
@@ -5627,7 +7405,25 @@
           <w:w w:val="105"/>
           <w:lang w:val="pt-BR"/>
         </w:rPr>
-        <w:t>pro– cessos para análises e exploração de dados para alavancagem de vendas.</w:t>
+        <w:t xml:space="preserve">pro– </w:t>
+      </w:r>
+      <w:proofErr w:type="spellStart"/>
+      <w:r>
+        <w:rPr>
+          <w:color w:val="161616"/>
+          <w:w w:val="105"/>
+          <w:lang w:val="pt-BR"/>
+        </w:rPr>
+        <w:t>cessos</w:t>
+      </w:r>
+      <w:proofErr w:type="spellEnd"/>
+      <w:r>
+        <w:rPr>
+          <w:color w:val="161616"/>
+          <w:w w:val="105"/>
+          <w:lang w:val="pt-BR"/>
+        </w:rPr>
+        <w:t xml:space="preserve"> para análises e exploração de dados para alavancagem de vendas.</w:t>
       </w:r>
     </w:p>
     <w:p>
@@ -5839,6 +7635,7 @@
         <w:spacing w:before="49"/>
         <w:ind w:left="347" w:hanging="194"/>
       </w:pPr>
+      <w:proofErr w:type="spellStart"/>
       <w:r>
         <w:rPr>
           <w:color w:val="161616"/>
@@ -5846,6 +7643,7 @@
         </w:rPr>
         <w:t>Desenvolver</w:t>
       </w:r>
+      <w:proofErr w:type="spellEnd"/>
       <w:r>
         <w:rPr>
           <w:color w:val="161616"/>
@@ -5854,6 +7652,7 @@
         </w:rPr>
         <w:t xml:space="preserve"> </w:t>
       </w:r>
+      <w:proofErr w:type="spellStart"/>
       <w:r>
         <w:rPr>
           <w:color w:val="161616"/>
@@ -5861,6 +7660,7 @@
         </w:rPr>
         <w:t>campanhas</w:t>
       </w:r>
+      <w:proofErr w:type="spellEnd"/>
       <w:r>
         <w:rPr>
           <w:color w:val="161616"/>
@@ -5884,6 +7684,7 @@
         </w:rPr>
         <w:t xml:space="preserve"> </w:t>
       </w:r>
+      <w:proofErr w:type="spellStart"/>
       <w:r>
         <w:rPr>
           <w:color w:val="161616"/>
@@ -5894,6 +7695,7 @@
       </w:r>
       <w:bookmarkStart w:id="1" w:name="Page_2"/>
       <w:bookmarkEnd w:id="1"/>
+      <w:proofErr w:type="spellEnd"/>
       <w:r>
         <w:rPr>
           <w:color w:val="161616"/>
@@ -5930,6 +7732,7 @@
           <w:rFonts w:ascii="Arial Black"/>
         </w:rPr>
       </w:pPr>
+      <w:proofErr w:type="spellStart"/>
       <w:r>
         <w:rPr>
           <w:rFonts w:ascii="Arial Black"/>
@@ -5938,6 +7741,7 @@
         </w:rPr>
         <w:t>Vallourec</w:t>
       </w:r>
+      <w:proofErr w:type="spellEnd"/>
       <w:r>
         <w:rPr>
           <w:rFonts w:ascii="Arial Black"/>
@@ -5993,6 +7797,7 @@
           <w:lang w:val="pt-BR"/>
         </w:rPr>
       </w:pPr>
+      <w:proofErr w:type="spellStart"/>
       <w:r>
         <w:rPr>
           <w:color w:val="161616"/>
@@ -6000,6 +7805,7 @@
         </w:rPr>
         <w:t>Production</w:t>
       </w:r>
+      <w:proofErr w:type="spellEnd"/>
       <w:r>
         <w:rPr>
           <w:color w:val="161616"/>
@@ -6008,6 +7814,7 @@
         </w:rPr>
         <w:t xml:space="preserve"> </w:t>
       </w:r>
+      <w:proofErr w:type="spellStart"/>
       <w:r>
         <w:rPr>
           <w:color w:val="161616"/>
@@ -6015,6 +7822,7 @@
         </w:rPr>
         <w:t>Operator</w:t>
       </w:r>
+      <w:proofErr w:type="spellEnd"/>
       <w:r>
         <w:rPr>
           <w:color w:val="161616"/>
@@ -6082,8 +7890,16 @@
           <w:lang w:val="pt-BR"/>
         </w:rPr>
         <w:tab/>
+      </w:r>
+      <w:proofErr w:type="spellStart"/>
+      <w:r>
+        <w:rPr>
+          <w:color w:val="161616"/>
+          <w:lang w:val="pt-BR"/>
+        </w:rPr>
         <w:t>Aug</w:t>
       </w:r>
+      <w:proofErr w:type="spellEnd"/>
       <w:r>
         <w:rPr>
           <w:color w:val="161616"/>
@@ -6122,6 +7938,7 @@
         </w:rPr>
         <w:t xml:space="preserve"> </w:t>
       </w:r>
+      <w:proofErr w:type="spellStart"/>
       <w:r>
         <w:rPr>
           <w:color w:val="161616"/>
@@ -6129,6 +7946,7 @@
         </w:rPr>
         <w:t>Aug</w:t>
       </w:r>
+      <w:proofErr w:type="spellEnd"/>
       <w:r>
         <w:rPr>
           <w:color w:val="161616"/>
@@ -6157,7 +7975,25 @@
           <w:color w:val="161616"/>
           <w:w w:val="105"/>
         </w:rPr>
-        <w:t>[en-US]</w:t>
+        <w:t>[</w:t>
+      </w:r>
+      <w:proofErr w:type="spellStart"/>
+      <w:r>
+        <w:rPr>
+          <w:rFonts w:ascii="Arial Black"/>
+          <w:color w:val="161616"/>
+          <w:w w:val="105"/>
+        </w:rPr>
+        <w:t>en</w:t>
+      </w:r>
+      <w:proofErr w:type="spellEnd"/>
+      <w:r>
+        <w:rPr>
+          <w:rFonts w:ascii="Arial Black"/>
+          <w:color w:val="161616"/>
+          <w:w w:val="105"/>
+        </w:rPr>
+        <w:t>-US]</w:t>
       </w:r>
       <w:r>
         <w:rPr>
@@ -6922,7 +8758,27 @@
           <w:w w:val="105"/>
           <w:lang w:val="pt-BR"/>
         </w:rPr>
-        <w:t>[pt-BR]</w:t>
+        <w:t>[</w:t>
+      </w:r>
+      <w:proofErr w:type="spellStart"/>
+      <w:r>
+        <w:rPr>
+          <w:rFonts w:ascii="Arial Black" w:hAnsi="Arial Black"/>
+          <w:color w:val="161616"/>
+          <w:w w:val="105"/>
+          <w:lang w:val="pt-BR"/>
+        </w:rPr>
+        <w:t>pt</w:t>
+      </w:r>
+      <w:proofErr w:type="spellEnd"/>
+      <w:r>
+        <w:rPr>
+          <w:rFonts w:ascii="Arial Black" w:hAnsi="Arial Black"/>
+          <w:color w:val="161616"/>
+          <w:w w:val="105"/>
+          <w:lang w:val="pt-BR"/>
+        </w:rPr>
+        <w:t>-BR]</w:t>
       </w:r>
       <w:r>
         <w:rPr>
@@ -8063,6 +9919,7 @@
         </w:rPr>
         <w:t xml:space="preserve"> </w:t>
       </w:r>
+      <w:proofErr w:type="spellStart"/>
       <w:r>
         <w:rPr>
           <w:rFonts w:ascii="Arial Black"/>
@@ -8072,6 +9929,7 @@
         </w:rPr>
         <w:t>Latam</w:t>
       </w:r>
+      <w:proofErr w:type="spellEnd"/>
     </w:p>
     <w:p>
       <w:pPr>
@@ -8107,6 +9965,7 @@
         </w:rPr>
         <w:t xml:space="preserve"> </w:t>
       </w:r>
+      <w:proofErr w:type="spellStart"/>
       <w:r>
         <w:rPr>
           <w:color w:val="161616"/>
@@ -8114,6 +9973,7 @@
         </w:rPr>
         <w:t>Estagiário</w:t>
       </w:r>
+      <w:proofErr w:type="spellEnd"/>
       <w:r>
         <w:rPr>
           <w:color w:val="161616"/>
@@ -8186,7 +10046,25 @@
           <w:color w:val="161616"/>
           <w:w w:val="105"/>
         </w:rPr>
-        <w:t>[en-US]</w:t>
+        <w:t>[</w:t>
+      </w:r>
+      <w:proofErr w:type="spellStart"/>
+      <w:r>
+        <w:rPr>
+          <w:rFonts w:ascii="Arial Black"/>
+          <w:color w:val="161616"/>
+          <w:w w:val="105"/>
+        </w:rPr>
+        <w:t>en</w:t>
+      </w:r>
+      <w:proofErr w:type="spellEnd"/>
+      <w:r>
+        <w:rPr>
+          <w:rFonts w:ascii="Arial Black"/>
+          <w:color w:val="161616"/>
+          <w:w w:val="105"/>
+        </w:rPr>
+        <w:t>-US]</w:t>
       </w:r>
       <w:r>
         <w:rPr>
@@ -8705,9 +10583,20 @@
         <w:pStyle w:val="Corpodetexto"/>
         <w:spacing w:before="131"/>
         <w:rPr>
+          <w:rFonts w:ascii="Arial Black" w:hAnsi="Arial Black"/>
+          <w:color w:val="161616"/>
           <w:lang w:val="pt-BR"/>
         </w:rPr>
       </w:pPr>
+    </w:p>
+    <w:p>
+      <w:pPr>
+        <w:pStyle w:val="Corpodetexto"/>
+        <w:spacing w:before="131"/>
+        <w:rPr>
+          <w:lang w:val="pt-BR"/>
+        </w:rPr>
+      </w:pPr>
       <w:r>
         <w:rPr>
           <w:rFonts w:ascii="Arial Black" w:hAnsi="Arial Black"/>
@@ -8715,7 +10604,25 @@
           <w:lang w:val="pt-BR"/>
         </w:rPr>
         <w:lastRenderedPageBreak/>
-        <w:t>[pt-BR]</w:t>
+        <w:t>[</w:t>
+      </w:r>
+      <w:proofErr w:type="spellStart"/>
+      <w:r>
+        <w:rPr>
+          <w:rFonts w:ascii="Arial Black" w:hAnsi="Arial Black"/>
+          <w:color w:val="161616"/>
+          <w:lang w:val="pt-BR"/>
+        </w:rPr>
+        <w:t>pt</w:t>
+      </w:r>
+      <w:proofErr w:type="spellEnd"/>
+      <w:r>
+        <w:rPr>
+          <w:rFonts w:ascii="Arial Black" w:hAnsi="Arial Black"/>
+          <w:color w:val="161616"/>
+          <w:lang w:val="pt-BR"/>
+        </w:rPr>
+        <w:t>-BR]</w:t>
       </w:r>
       <w:r>
         <w:rPr>
@@ -9390,6 +11297,7 @@
           <w:rFonts w:ascii="Arial Black"/>
         </w:rPr>
       </w:pPr>
+      <w:proofErr w:type="spellStart"/>
       <w:r>
         <w:rPr>
           <w:rFonts w:ascii="Arial Black"/>
@@ -9398,6 +11306,7 @@
         </w:rPr>
         <w:t>Landini</w:t>
       </w:r>
+      <w:proofErr w:type="spellEnd"/>
       <w:r>
         <w:rPr>
           <w:rFonts w:ascii="Arial Black"/>
@@ -9471,6 +11380,7 @@
         </w:rPr>
         <w:t xml:space="preserve"> </w:t>
       </w:r>
+      <w:proofErr w:type="spellStart"/>
       <w:r>
         <w:rPr>
           <w:color w:val="161616"/>
@@ -9478,6 +11388,7 @@
         </w:rPr>
         <w:t>Estagiário</w:t>
       </w:r>
+      <w:proofErr w:type="spellEnd"/>
       <w:r>
         <w:rPr>
           <w:color w:val="161616"/>
@@ -9550,7 +11461,25 @@
           <w:color w:val="161616"/>
           <w:w w:val="105"/>
         </w:rPr>
-        <w:t>[en-US]</w:t>
+        <w:t>[</w:t>
+      </w:r>
+      <w:proofErr w:type="spellStart"/>
+      <w:r>
+        <w:rPr>
+          <w:rFonts w:ascii="Arial Black"/>
+          <w:color w:val="161616"/>
+          <w:w w:val="105"/>
+        </w:rPr>
+        <w:t>en</w:t>
+      </w:r>
+      <w:proofErr w:type="spellEnd"/>
+      <w:r>
+        <w:rPr>
+          <w:rFonts w:ascii="Arial Black"/>
+          <w:color w:val="161616"/>
+          <w:w w:val="105"/>
+        </w:rPr>
+        <w:t>-US]</w:t>
       </w:r>
       <w:r>
         <w:rPr>
@@ -10105,7 +12034,27 @@
           <w:w w:val="105"/>
           <w:lang w:val="pt-BR"/>
         </w:rPr>
-        <w:t>[pt-BR]</w:t>
+        <w:t>[</w:t>
+      </w:r>
+      <w:proofErr w:type="spellStart"/>
+      <w:r>
+        <w:rPr>
+          <w:rFonts w:ascii="Arial Black" w:hAnsi="Arial Black"/>
+          <w:color w:val="161616"/>
+          <w:w w:val="105"/>
+          <w:lang w:val="pt-BR"/>
+        </w:rPr>
+        <w:t>pt</w:t>
+      </w:r>
+      <w:proofErr w:type="spellEnd"/>
+      <w:r>
+        <w:rPr>
+          <w:rFonts w:ascii="Arial Black" w:hAnsi="Arial Black"/>
+          <w:color w:val="161616"/>
+          <w:w w:val="105"/>
+          <w:lang w:val="pt-BR"/>
+        </w:rPr>
+        <w:t>-BR]</w:t>
       </w:r>
       <w:r>
         <w:rPr>
@@ -11061,8 +13010,44 @@
         <w:rPr>
           <w:color w:val="161616"/>
         </w:rPr>
-        <w:t>Bachelor's Degree - Computer Science / Bacharelado - Ciência da Computação</w:t>
-      </w:r>
+        <w:t xml:space="preserve">Bachelor's Degree - Computer Science / </w:t>
+      </w:r>
+      <w:proofErr w:type="spellStart"/>
+      <w:r>
+        <w:rPr>
+          <w:color w:val="161616"/>
+        </w:rPr>
+        <w:t>Bacharelado</w:t>
+      </w:r>
+      <w:proofErr w:type="spellEnd"/>
+      <w:r>
+        <w:rPr>
+          <w:color w:val="161616"/>
+        </w:rPr>
+        <w:t xml:space="preserve"> - </w:t>
+      </w:r>
+      <w:proofErr w:type="spellStart"/>
+      <w:r>
+        <w:rPr>
+          <w:color w:val="161616"/>
+        </w:rPr>
+        <w:t>Ciência</w:t>
+      </w:r>
+      <w:proofErr w:type="spellEnd"/>
+      <w:r>
+        <w:rPr>
+          <w:color w:val="161616"/>
+        </w:rPr>
+        <w:t xml:space="preserve"> da </w:t>
+      </w:r>
+      <w:proofErr w:type="spellStart"/>
+      <w:r>
+        <w:rPr>
+          <w:color w:val="161616"/>
+        </w:rPr>
+        <w:t>Computação</w:t>
+      </w:r>
+      <w:proofErr w:type="spellEnd"/>
       <w:r>
         <w:rPr>
           <w:color w:val="161616"/>
@@ -11155,6 +13140,7 @@
         </w:rPr>
         <w:t xml:space="preserve"> </w:t>
       </w:r>
+      <w:proofErr w:type="spellStart"/>
       <w:r>
         <w:rPr>
           <w:rFonts w:ascii="Arial Black"/>
@@ -11163,6 +13149,7 @@
         </w:rPr>
         <w:t>Universidade</w:t>
       </w:r>
+      <w:proofErr w:type="spellEnd"/>
       <w:r>
         <w:rPr>
           <w:rFonts w:ascii="Arial Black"/>
@@ -11172,6 +13159,7 @@
         </w:rPr>
         <w:t xml:space="preserve"> </w:t>
       </w:r>
+      <w:proofErr w:type="spellStart"/>
       <w:r>
         <w:rPr>
           <w:rFonts w:ascii="Arial Black"/>
@@ -11181,6 +13169,7 @@
         </w:rPr>
         <w:t>Anhanguera</w:t>
       </w:r>
+      <w:proofErr w:type="spellEnd"/>
     </w:p>
     <w:p>
       <w:pPr>
@@ -11196,8 +13185,49 @@
           <w:color w:val="161616"/>
           <w:w w:val="110"/>
         </w:rPr>
-        <w:t>Associate Degree - DevOps / Curso Superior de Tecnologia - Devops</w:t>
-      </w:r>
+        <w:t xml:space="preserve">Associate Degree - DevOps / </w:t>
+      </w:r>
+      <w:proofErr w:type="spellStart"/>
+      <w:r>
+        <w:rPr>
+          <w:color w:val="161616"/>
+          <w:w w:val="110"/>
+        </w:rPr>
+        <w:t>Curso</w:t>
+      </w:r>
+      <w:proofErr w:type="spellEnd"/>
+      <w:r>
+        <w:rPr>
+          <w:color w:val="161616"/>
+          <w:w w:val="110"/>
+        </w:rPr>
+        <w:t xml:space="preserve"> Superior de </w:t>
+      </w:r>
+      <w:proofErr w:type="spellStart"/>
+      <w:r>
+        <w:rPr>
+          <w:color w:val="161616"/>
+          <w:w w:val="110"/>
+        </w:rPr>
+        <w:t>Tecnologia</w:t>
+      </w:r>
+      <w:proofErr w:type="spellEnd"/>
+      <w:r>
+        <w:rPr>
+          <w:color w:val="161616"/>
+          <w:w w:val="110"/>
+        </w:rPr>
+        <w:t xml:space="preserve"> - </w:t>
+      </w:r>
+      <w:proofErr w:type="spellStart"/>
+      <w:r>
+        <w:rPr>
+          <w:color w:val="161616"/>
+          <w:w w:val="110"/>
+        </w:rPr>
+        <w:t>Devops</w:t>
+      </w:r>
+      <w:proofErr w:type="spellEnd"/>
       <w:r>
         <w:rPr>
           <w:color w:val="161616"/>
@@ -11453,13 +13483,59 @@
           <w:lang w:val="pt-BR"/>
         </w:rPr>
       </w:pPr>
+      <w:proofErr w:type="spellStart"/>
       <w:r>
         <w:rPr>
           <w:color w:val="161616"/>
           <w:w w:val="110"/>
           <w:lang w:val="pt-BR"/>
         </w:rPr>
-        <w:t>Associate Degree - Mechatronics / Curso Superior de Tecnologia - Mecatrônica</w:t>
+        <w:t>Associate</w:t>
+      </w:r>
+      <w:proofErr w:type="spellEnd"/>
+      <w:r>
+        <w:rPr>
+          <w:color w:val="161616"/>
+          <w:w w:val="110"/>
+          <w:lang w:val="pt-BR"/>
+        </w:rPr>
+        <w:t xml:space="preserve"> </w:t>
+      </w:r>
+      <w:proofErr w:type="spellStart"/>
+      <w:r>
+        <w:rPr>
+          <w:color w:val="161616"/>
+          <w:w w:val="110"/>
+          <w:lang w:val="pt-BR"/>
+        </w:rPr>
+        <w:t>Degree</w:t>
+      </w:r>
+      <w:proofErr w:type="spellEnd"/>
+      <w:r>
+        <w:rPr>
+          <w:color w:val="161616"/>
+          <w:w w:val="110"/>
+          <w:lang w:val="pt-BR"/>
+        </w:rPr>
+        <w:t xml:space="preserve"> - </w:t>
+      </w:r>
+      <w:proofErr w:type="spellStart"/>
+      <w:r>
+        <w:rPr>
+          <w:color w:val="161616"/>
+          <w:w w:val="110"/>
+          <w:lang w:val="pt-BR"/>
+        </w:rPr>
+        <w:t>Mechatronics</w:t>
+      </w:r>
+      <w:proofErr w:type="spellEnd"/>
+      <w:r>
+        <w:rPr>
+          <w:color w:val="161616"/>
+          <w:w w:val="110"/>
+          <w:lang w:val="pt-BR"/>
+        </w:rPr>
+        <w:t xml:space="preserve"> / Curso Superior de Tecnologia - Mecatrônica</w:t>
       </w:r>
       <w:r>
         <w:rPr>
@@ -11467,8 +13543,16 @@
           <w:lang w:val="pt-BR"/>
         </w:rPr>
         <w:tab/>
+      </w:r>
+      <w:proofErr w:type="spellStart"/>
+      <w:r>
+        <w:rPr>
+          <w:color w:val="161616"/>
+          <w:lang w:val="pt-BR"/>
+        </w:rPr>
         <w:t>Jun</w:t>
       </w:r>
+      <w:proofErr w:type="spellEnd"/>
       <w:r>
         <w:rPr>
           <w:color w:val="161616"/>
@@ -11507,6 +13591,7 @@
         </w:rPr>
         <w:t xml:space="preserve"> </w:t>
       </w:r>
+      <w:proofErr w:type="spellStart"/>
       <w:r>
         <w:rPr>
           <w:color w:val="161616"/>
@@ -11514,6 +13599,7 @@
         </w:rPr>
         <w:t>Dec</w:t>
       </w:r>
+      <w:proofErr w:type="spellEnd"/>
       <w:r>
         <w:rPr>
           <w:color w:val="161616"/>
@@ -11529,6 +13615,7 @@
         </w:rPr>
         <w:t xml:space="preserve">2020 </w:t>
       </w:r>
+      <w:proofErr w:type="spellStart"/>
       <w:r>
         <w:rPr>
           <w:color w:val="161616"/>
@@ -11537,6 +13624,7 @@
         </w:rPr>
         <w:t>Robotics</w:t>
       </w:r>
+      <w:proofErr w:type="spellEnd"/>
       <w:r>
         <w:rPr>
           <w:color w:val="161616"/>
@@ -11546,6 +13634,7 @@
         </w:rPr>
         <w:t xml:space="preserve"> </w:t>
       </w:r>
+      <w:proofErr w:type="spellStart"/>
       <w:r>
         <w:rPr>
           <w:color w:val="161616"/>
@@ -11554,6 +13643,7 @@
         </w:rPr>
         <w:t>and</w:t>
       </w:r>
+      <w:proofErr w:type="spellEnd"/>
       <w:r>
         <w:rPr>
           <w:color w:val="161616"/>
@@ -11563,6 +13653,7 @@
         </w:rPr>
         <w:t xml:space="preserve"> </w:t>
       </w:r>
+      <w:proofErr w:type="spellStart"/>
       <w:r>
         <w:rPr>
           <w:color w:val="161616"/>
@@ -11571,6 +13662,7 @@
         </w:rPr>
         <w:t>Control</w:t>
       </w:r>
+      <w:proofErr w:type="spellEnd"/>
       <w:r>
         <w:rPr>
           <w:color w:val="161616"/>
@@ -11580,6 +13672,7 @@
         </w:rPr>
         <w:t xml:space="preserve"> </w:t>
       </w:r>
+      <w:proofErr w:type="spellStart"/>
       <w:r>
         <w:rPr>
           <w:color w:val="161616"/>
@@ -11588,6 +13681,7 @@
         </w:rPr>
         <w:t>and</w:t>
       </w:r>
+      <w:proofErr w:type="spellEnd"/>
       <w:r>
         <w:rPr>
           <w:color w:val="161616"/>
@@ -11614,13 +13708,23 @@
         </w:rPr>
         <w:t xml:space="preserve"> </w:t>
       </w:r>
+      <w:proofErr w:type="spellStart"/>
       <w:r>
         <w:rPr>
           <w:color w:val="161616"/>
           <w:w w:val="110"/>
           <w:lang w:val="pt-BR"/>
         </w:rPr>
-        <w:t>Engineering.</w:t>
+        <w:t>Engineering</w:t>
+      </w:r>
+      <w:proofErr w:type="spellEnd"/>
+      <w:r>
+        <w:rPr>
+          <w:color w:val="161616"/>
+          <w:w w:val="110"/>
+          <w:lang w:val="pt-BR"/>
+        </w:rPr>
+        <w:t>.</w:t>
       </w:r>
     </w:p>
     <w:p>
@@ -11727,6 +13831,7 @@
         </w:rPr>
         <w:t xml:space="preserve"> </w:t>
       </w:r>
+      <w:proofErr w:type="spellStart"/>
       <w:r>
         <w:rPr>
           <w:rFonts w:ascii="Arial Black" w:hAnsi="Arial Black"/>
@@ -11736,6 +13841,7 @@
         </w:rPr>
         <w:t>Euvaldo</w:t>
       </w:r>
+      <w:proofErr w:type="spellEnd"/>
       <w:r>
         <w:rPr>
           <w:rFonts w:ascii="Arial Black" w:hAnsi="Arial Black"/>
@@ -11769,13 +13875,59 @@
           <w:lang w:val="pt-BR"/>
         </w:rPr>
       </w:pPr>
-      <w:r>
-        <w:rPr>
-          <w:color w:val="161616"/>
-          <w:w w:val="105"/>
-          <w:lang w:val="pt-BR"/>
-        </w:rPr>
-        <w:t>Technical Education - Mechanics / Curso Técnico - Mecânica</w:t>
+      <w:proofErr w:type="spellStart"/>
+      <w:r>
+        <w:rPr>
+          <w:color w:val="161616"/>
+          <w:w w:val="105"/>
+          <w:lang w:val="pt-BR"/>
+        </w:rPr>
+        <w:t>Technical</w:t>
+      </w:r>
+      <w:proofErr w:type="spellEnd"/>
+      <w:r>
+        <w:rPr>
+          <w:color w:val="161616"/>
+          <w:w w:val="105"/>
+          <w:lang w:val="pt-BR"/>
+        </w:rPr>
+        <w:t xml:space="preserve"> </w:t>
+      </w:r>
+      <w:proofErr w:type="spellStart"/>
+      <w:r>
+        <w:rPr>
+          <w:color w:val="161616"/>
+          <w:w w:val="105"/>
+          <w:lang w:val="pt-BR"/>
+        </w:rPr>
+        <w:t>Education</w:t>
+      </w:r>
+      <w:proofErr w:type="spellEnd"/>
+      <w:r>
+        <w:rPr>
+          <w:color w:val="161616"/>
+          <w:w w:val="105"/>
+          <w:lang w:val="pt-BR"/>
+        </w:rPr>
+        <w:t xml:space="preserve"> - </w:t>
+      </w:r>
+      <w:proofErr w:type="spellStart"/>
+      <w:r>
+        <w:rPr>
+          <w:color w:val="161616"/>
+          <w:w w:val="105"/>
+          <w:lang w:val="pt-BR"/>
+        </w:rPr>
+        <w:t>Mechanics</w:t>
+      </w:r>
+      <w:proofErr w:type="spellEnd"/>
+      <w:r>
+        <w:rPr>
+          <w:color w:val="161616"/>
+          <w:w w:val="105"/>
+          <w:lang w:val="pt-BR"/>
+        </w:rPr>
+        <w:t xml:space="preserve"> / Curso Técnico - Mecânica</w:t>
       </w:r>
       <w:r>
         <w:rPr>
@@ -11784,6 +13936,7 @@
         </w:rPr>
         <w:tab/>
       </w:r>
+      <w:proofErr w:type="spellStart"/>
       <w:r>
         <w:rPr>
           <w:color w:val="161616"/>
@@ -11792,6 +13945,7 @@
         </w:rPr>
         <w:t>Aug</w:t>
       </w:r>
+      <w:proofErr w:type="spellEnd"/>
       <w:r>
         <w:rPr>
           <w:color w:val="161616"/>
@@ -11835,6 +13989,7 @@
         </w:rPr>
         <w:t xml:space="preserve"> </w:t>
       </w:r>
+      <w:proofErr w:type="spellStart"/>
       <w:r>
         <w:rPr>
           <w:color w:val="161616"/>
@@ -11843,6 +13998,7 @@
         </w:rPr>
         <w:t>Apr</w:t>
       </w:r>
+      <w:proofErr w:type="spellEnd"/>
       <w:r>
         <w:rPr>
           <w:color w:val="161616"/>
@@ -11952,6 +14108,7 @@
         </w:rPr>
         <w:t xml:space="preserve"> </w:t>
       </w:r>
+      <w:proofErr w:type="spellStart"/>
       <w:r>
         <w:rPr>
           <w:color w:val="161616"/>
@@ -11959,6 +14116,7 @@
         </w:rPr>
         <w:t>School</w:t>
       </w:r>
+      <w:proofErr w:type="spellEnd"/>
       <w:r>
         <w:rPr>
           <w:color w:val="161616"/>
@@ -12051,6 +14209,7 @@
         </w:rPr>
         <w:t xml:space="preserve"> </w:t>
       </w:r>
+      <w:proofErr w:type="spellStart"/>
       <w:r>
         <w:rPr>
           <w:color w:val="161616"/>
@@ -12058,6 +14217,7 @@
         </w:rPr>
         <w:t>Dec</w:t>
       </w:r>
+      <w:proofErr w:type="spellEnd"/>
       <w:r>
         <w:rPr>
           <w:color w:val="161616"/>
@@ -12098,12 +14258,21 @@
         </w:rPr>
         <w:t xml:space="preserve"> </w:t>
       </w:r>
-      <w:r>
-        <w:rPr>
-          <w:color w:val="161616"/>
-          <w:lang w:val="pt-BR"/>
-        </w:rPr>
-        <w:t>Studies.</w:t>
+      <w:proofErr w:type="spellStart"/>
+      <w:r>
+        <w:rPr>
+          <w:color w:val="161616"/>
+          <w:lang w:val="pt-BR"/>
+        </w:rPr>
+        <w:t>Studies</w:t>
+      </w:r>
+      <w:proofErr w:type="spellEnd"/>
+      <w:r>
+        <w:rPr>
+          <w:color w:val="161616"/>
+          <w:lang w:val="pt-BR"/>
+        </w:rPr>
+        <w:t>.</w:t>
       </w:r>
       <w:r>
         <w:rPr>
@@ -12390,12 +14559,14 @@
         <w:pStyle w:val="Corpodetexto"/>
         <w:spacing w:before="194"/>
       </w:pPr>
+      <w:proofErr w:type="spellStart"/>
       <w:r>
         <w:rPr>
           <w:color w:val="161616"/>
         </w:rPr>
         <w:t>Qml</w:t>
       </w:r>
+      <w:proofErr w:type="spellEnd"/>
       <w:r>
         <w:rPr>
           <w:color w:val="161616"/>
@@ -12498,7 +14669,21 @@
         <w:rPr>
           <w:color w:val="161616"/>
         </w:rPr>
-        <w:t>(PowerBI)</w:t>
+        <w:t>(</w:t>
+      </w:r>
+      <w:proofErr w:type="spellStart"/>
+      <w:r>
+        <w:rPr>
+          <w:color w:val="161616"/>
+        </w:rPr>
+        <w:t>PowerBI</w:t>
+      </w:r>
+      <w:proofErr w:type="spellEnd"/>
+      <w:r>
+        <w:rPr>
+          <w:color w:val="161616"/>
+        </w:rPr>
+        <w:t>)</w:t>
       </w:r>
       <w:r>
         <w:rPr>
@@ -12598,11 +14783,19 @@
         </w:rPr>
         <w:t xml:space="preserve"> </w:t>
       </w:r>
-      <w:r>
-        <w:rPr>
-          <w:color w:val="161616"/>
-        </w:rPr>
-        <w:t>ShellScript/Linux</w:t>
+      <w:proofErr w:type="spellStart"/>
+      <w:r>
+        <w:rPr>
+          <w:color w:val="161616"/>
+        </w:rPr>
+        <w:t>ShellScript</w:t>
+      </w:r>
+      <w:proofErr w:type="spellEnd"/>
+      <w:r>
+        <w:rPr>
+          <w:color w:val="161616"/>
+        </w:rPr>
+        <w:t>/Linux</w:t>
       </w:r>
       <w:r>
         <w:rPr>
@@ -12725,8 +14918,17 @@
           <w:color w:val="161616"/>
           <w:w w:val="105"/>
         </w:rPr>
-        <w:t>JAVA/SpringBoot</w:t>
-      </w:r>
+        <w:t>JAVA/</w:t>
+      </w:r>
+      <w:proofErr w:type="spellStart"/>
+      <w:r>
+        <w:rPr>
+          <w:color w:val="161616"/>
+          <w:w w:val="105"/>
+        </w:rPr>
+        <w:t>SpringBoot</w:t>
+      </w:r>
+      <w:proofErr w:type="spellEnd"/>
       <w:r>
         <w:rPr>
           <w:color w:val="161616"/>
@@ -12830,8 +15032,17 @@
           <w:color w:val="161616"/>
           <w:w w:val="105"/>
         </w:rPr>
-        <w:t>PHP/Lavaravel</w:t>
-      </w:r>
+        <w:t>PHP/</w:t>
+      </w:r>
+      <w:proofErr w:type="spellStart"/>
+      <w:r>
+        <w:rPr>
+          <w:color w:val="161616"/>
+          <w:w w:val="105"/>
+        </w:rPr>
+        <w:t>Lavaravel</w:t>
+      </w:r>
+      <w:proofErr w:type="spellEnd"/>
       <w:r>
         <w:rPr>
           <w:color w:val="161616"/>
@@ -13048,12 +15259,21 @@
         </w:rPr>
         <w:t xml:space="preserve"> </w:t>
       </w:r>
-      <w:r>
-        <w:rPr>
-          <w:color w:val="161616"/>
-          <w:w w:val="105"/>
-        </w:rPr>
-        <w:t>Axios,</w:t>
+      <w:proofErr w:type="spellStart"/>
+      <w:r>
+        <w:rPr>
+          <w:color w:val="161616"/>
+          <w:w w:val="105"/>
+        </w:rPr>
+        <w:t>Axios</w:t>
+      </w:r>
+      <w:proofErr w:type="spellEnd"/>
+      <w:r>
+        <w:rPr>
+          <w:color w:val="161616"/>
+          <w:w w:val="105"/>
+        </w:rPr>
+        <w:t>,</w:t>
       </w:r>
       <w:r>
         <w:rPr>
@@ -13063,12 +15283,21 @@
         </w:rPr>
         <w:t xml:space="preserve"> </w:t>
       </w:r>
-      <w:r>
-        <w:rPr>
-          <w:color w:val="161616"/>
-          <w:w w:val="105"/>
-        </w:rPr>
-        <w:t>GraphQL,</w:t>
+      <w:proofErr w:type="spellStart"/>
+      <w:r>
+        <w:rPr>
+          <w:color w:val="161616"/>
+          <w:w w:val="105"/>
+        </w:rPr>
+        <w:t>GraphQL</w:t>
+      </w:r>
+      <w:proofErr w:type="spellEnd"/>
+      <w:r>
+        <w:rPr>
+          <w:color w:val="161616"/>
+          <w:w w:val="105"/>
+        </w:rPr>
+        <w:t>,</w:t>
       </w:r>
       <w:r>
         <w:rPr>
@@ -13078,12 +15307,21 @@
         </w:rPr>
         <w:t xml:space="preserve"> </w:t>
       </w:r>
-      <w:r>
-        <w:rPr>
-          <w:color w:val="161616"/>
-          <w:w w:val="105"/>
-        </w:rPr>
-        <w:t xml:space="preserve">grpc, </w:t>
+      <w:proofErr w:type="spellStart"/>
+      <w:r>
+        <w:rPr>
+          <w:color w:val="161616"/>
+          <w:w w:val="105"/>
+        </w:rPr>
+        <w:t>grpc</w:t>
+      </w:r>
+      <w:proofErr w:type="spellEnd"/>
+      <w:r>
+        <w:rPr>
+          <w:color w:val="161616"/>
+          <w:w w:val="105"/>
+        </w:rPr>
+        <w:t xml:space="preserve">, </w:t>
       </w:r>
       <w:r>
         <w:rPr>
@@ -13098,11 +15336,19 @@
         </w:rPr>
         <w:t xml:space="preserve"> </w:t>
       </w:r>
-      <w:r>
-        <w:rPr>
-          <w:color w:val="161616"/>
-        </w:rPr>
-        <w:t>icmp,</w:t>
+      <w:proofErr w:type="spellStart"/>
+      <w:r>
+        <w:rPr>
+          <w:color w:val="161616"/>
+        </w:rPr>
+        <w:t>icmp</w:t>
+      </w:r>
+      <w:proofErr w:type="spellEnd"/>
+      <w:r>
+        <w:rPr>
+          <w:color w:val="161616"/>
+        </w:rPr>
+        <w:t>,</w:t>
       </w:r>
       <w:r>
         <w:rPr>
@@ -13111,11 +15357,19 @@
         </w:rPr>
         <w:t xml:space="preserve"> </w:t>
       </w:r>
-      <w:r>
-        <w:rPr>
-          <w:color w:val="161616"/>
-        </w:rPr>
-        <w:t>ip,</w:t>
+      <w:proofErr w:type="spellStart"/>
+      <w:r>
+        <w:rPr>
+          <w:color w:val="161616"/>
+        </w:rPr>
+        <w:t>ip</w:t>
+      </w:r>
+      <w:proofErr w:type="spellEnd"/>
+      <w:r>
+        <w:rPr>
+          <w:color w:val="161616"/>
+        </w:rPr>
+        <w:t>,</w:t>
       </w:r>
       <w:r>
         <w:rPr>
@@ -13137,11 +15391,19 @@
         </w:rPr>
         <w:t xml:space="preserve"> </w:t>
       </w:r>
-      <w:r>
-        <w:rPr>
-          <w:color w:val="161616"/>
-        </w:rPr>
-        <w:t>JQuery,</w:t>
+      <w:proofErr w:type="spellStart"/>
+      <w:r>
+        <w:rPr>
+          <w:color w:val="161616"/>
+        </w:rPr>
+        <w:t>JQuery</w:t>
+      </w:r>
+      <w:proofErr w:type="spellEnd"/>
+      <w:r>
+        <w:rPr>
+          <w:color w:val="161616"/>
+        </w:rPr>
+        <w:t>,</w:t>
       </w:r>
       <w:r>
         <w:rPr>
@@ -13189,11 +15451,19 @@
         </w:rPr>
         <w:t xml:space="preserve"> </w:t>
       </w:r>
-      <w:r>
-        <w:rPr>
-          <w:color w:val="161616"/>
-        </w:rPr>
-        <w:t>Mosquitto,</w:t>
+      <w:proofErr w:type="spellStart"/>
+      <w:r>
+        <w:rPr>
+          <w:color w:val="161616"/>
+        </w:rPr>
+        <w:t>Mosquitto</w:t>
+      </w:r>
+      <w:proofErr w:type="spellEnd"/>
+      <w:r>
+        <w:rPr>
+          <w:color w:val="161616"/>
+        </w:rPr>
+        <w:t>,</w:t>
       </w:r>
       <w:r>
         <w:rPr>
@@ -13202,11 +15472,19 @@
         </w:rPr>
         <w:t xml:space="preserve"> </w:t>
       </w:r>
-      <w:r>
-        <w:rPr>
-          <w:color w:val="161616"/>
-        </w:rPr>
-        <w:t>pwa,</w:t>
+      <w:proofErr w:type="spellStart"/>
+      <w:r>
+        <w:rPr>
+          <w:color w:val="161616"/>
+        </w:rPr>
+        <w:t>pwa</w:t>
+      </w:r>
+      <w:proofErr w:type="spellEnd"/>
+      <w:r>
+        <w:rPr>
+          <w:color w:val="161616"/>
+        </w:rPr>
+        <w:t>,</w:t>
       </w:r>
       <w:r>
         <w:rPr>
@@ -13215,11 +15493,19 @@
         </w:rPr>
         <w:t xml:space="preserve"> </w:t>
       </w:r>
-      <w:r>
-        <w:rPr>
-          <w:color w:val="161616"/>
-        </w:rPr>
-        <w:t>rdp,</w:t>
+      <w:proofErr w:type="spellStart"/>
+      <w:r>
+        <w:rPr>
+          <w:color w:val="161616"/>
+        </w:rPr>
+        <w:t>rdp</w:t>
+      </w:r>
+      <w:proofErr w:type="spellEnd"/>
+      <w:r>
+        <w:rPr>
+          <w:color w:val="161616"/>
+        </w:rPr>
+        <w:t>,</w:t>
       </w:r>
       <w:r>
         <w:rPr>
@@ -13232,7 +15518,21 @@
         <w:rPr>
           <w:color w:val="161616"/>
         </w:rPr>
-        <w:t>REST/RESTfulAPI,</w:t>
+        <w:t>REST/</w:t>
+      </w:r>
+      <w:proofErr w:type="spellStart"/>
+      <w:r>
+        <w:rPr>
+          <w:color w:val="161616"/>
+        </w:rPr>
+        <w:t>RESTfulAPI</w:t>
+      </w:r>
+      <w:proofErr w:type="spellEnd"/>
+      <w:r>
+        <w:rPr>
+          <w:color w:val="161616"/>
+        </w:rPr>
+        <w:t>,</w:t>
       </w:r>
       <w:r>
         <w:rPr>
@@ -13241,11 +15541,19 @@
         </w:rPr>
         <w:t xml:space="preserve"> </w:t>
       </w:r>
-      <w:r>
-        <w:rPr>
-          <w:color w:val="161616"/>
-        </w:rPr>
-        <w:t>FetchAPI,</w:t>
+      <w:proofErr w:type="spellStart"/>
+      <w:r>
+        <w:rPr>
+          <w:color w:val="161616"/>
+        </w:rPr>
+        <w:t>FetchAPI</w:t>
+      </w:r>
+      <w:proofErr w:type="spellEnd"/>
+      <w:r>
+        <w:rPr>
+          <w:color w:val="161616"/>
+        </w:rPr>
+        <w:t>,</w:t>
       </w:r>
       <w:r>
         <w:rPr>
@@ -13254,11 +15562,19 @@
         </w:rPr>
         <w:t xml:space="preserve"> </w:t>
       </w:r>
-      <w:r>
-        <w:rPr>
-          <w:color w:val="161616"/>
-        </w:rPr>
-        <w:t xml:space="preserve">rtsp, </w:t>
+      <w:proofErr w:type="spellStart"/>
+      <w:r>
+        <w:rPr>
+          <w:color w:val="161616"/>
+        </w:rPr>
+        <w:t>rtsp</w:t>
+      </w:r>
+      <w:proofErr w:type="spellEnd"/>
+      <w:r>
+        <w:rPr>
+          <w:color w:val="161616"/>
+        </w:rPr>
+        <w:t xml:space="preserve">, </w:t>
       </w:r>
       <w:r>
         <w:rPr>
@@ -13305,12 +15621,21 @@
         </w:rPr>
         <w:t xml:space="preserve"> </w:t>
       </w:r>
-      <w:r>
-        <w:rPr>
-          <w:color w:val="161616"/>
-          <w:w w:val="105"/>
-        </w:rPr>
-        <w:t>sse,</w:t>
+      <w:proofErr w:type="spellStart"/>
+      <w:r>
+        <w:rPr>
+          <w:color w:val="161616"/>
+          <w:w w:val="105"/>
+        </w:rPr>
+        <w:t>sse</w:t>
+      </w:r>
+      <w:proofErr w:type="spellEnd"/>
+      <w:r>
+        <w:rPr>
+          <w:color w:val="161616"/>
+          <w:w w:val="105"/>
+        </w:rPr>
+        <w:t>,</w:t>
       </w:r>
       <w:r>
         <w:rPr>
@@ -13320,12 +15645,21 @@
         </w:rPr>
         <w:t xml:space="preserve"> </w:t>
       </w:r>
-      <w:r>
-        <w:rPr>
-          <w:color w:val="161616"/>
-          <w:w w:val="105"/>
-        </w:rPr>
-        <w:t>ssh,</w:t>
+      <w:proofErr w:type="spellStart"/>
+      <w:r>
+        <w:rPr>
+          <w:color w:val="161616"/>
+          <w:w w:val="105"/>
+        </w:rPr>
+        <w:t>ssh</w:t>
+      </w:r>
+      <w:proofErr w:type="spellEnd"/>
+      <w:r>
+        <w:rPr>
+          <w:color w:val="161616"/>
+          <w:w w:val="105"/>
+        </w:rPr>
+        <w:t>,</w:t>
       </w:r>
       <w:r>
         <w:rPr>
@@ -13335,12 +15669,21 @@
         </w:rPr>
         <w:t xml:space="preserve"> </w:t>
       </w:r>
-      <w:r>
-        <w:rPr>
-          <w:color w:val="161616"/>
-          <w:w w:val="105"/>
-        </w:rPr>
-        <w:t>tcp,</w:t>
+      <w:proofErr w:type="spellStart"/>
+      <w:r>
+        <w:rPr>
+          <w:color w:val="161616"/>
+          <w:w w:val="105"/>
+        </w:rPr>
+        <w:t>tcp</w:t>
+      </w:r>
+      <w:proofErr w:type="spellEnd"/>
+      <w:r>
+        <w:rPr>
+          <w:color w:val="161616"/>
+          <w:w w:val="105"/>
+        </w:rPr>
+        <w:t>,</w:t>
       </w:r>
       <w:r>
         <w:rPr>
@@ -13350,12 +15693,21 @@
         </w:rPr>
         <w:t xml:space="preserve"> </w:t>
       </w:r>
-      <w:r>
-        <w:rPr>
-          <w:color w:val="161616"/>
-          <w:w w:val="105"/>
-        </w:rPr>
-        <w:t>udp,</w:t>
+      <w:proofErr w:type="spellStart"/>
+      <w:r>
+        <w:rPr>
+          <w:color w:val="161616"/>
+          <w:w w:val="105"/>
+        </w:rPr>
+        <w:t>udp</w:t>
+      </w:r>
+      <w:proofErr w:type="spellEnd"/>
+      <w:r>
+        <w:rPr>
+          <w:color w:val="161616"/>
+          <w:w w:val="105"/>
+        </w:rPr>
+        <w:t>,</w:t>
       </w:r>
       <w:r>
         <w:rPr>
@@ -13365,12 +15717,21 @@
         </w:rPr>
         <w:t xml:space="preserve"> </w:t>
       </w:r>
-      <w:r>
-        <w:rPr>
-          <w:color w:val="161616"/>
-          <w:w w:val="105"/>
-        </w:rPr>
-        <w:t>uri,</w:t>
+      <w:proofErr w:type="spellStart"/>
+      <w:r>
+        <w:rPr>
+          <w:color w:val="161616"/>
+          <w:w w:val="105"/>
+        </w:rPr>
+        <w:t>uri</w:t>
+      </w:r>
+      <w:proofErr w:type="spellEnd"/>
+      <w:r>
+        <w:rPr>
+          <w:color w:val="161616"/>
+          <w:w w:val="105"/>
+        </w:rPr>
+        <w:t>,</w:t>
       </w:r>
       <w:r>
         <w:rPr>
@@ -13380,12 +15741,21 @@
         </w:rPr>
         <w:t xml:space="preserve"> </w:t>
       </w:r>
-      <w:r>
-        <w:rPr>
-          <w:color w:val="161616"/>
-          <w:w w:val="105"/>
-        </w:rPr>
-        <w:t>url,</w:t>
+      <w:proofErr w:type="spellStart"/>
+      <w:r>
+        <w:rPr>
+          <w:color w:val="161616"/>
+          <w:w w:val="105"/>
+        </w:rPr>
+        <w:t>url</w:t>
+      </w:r>
+      <w:proofErr w:type="spellEnd"/>
+      <w:r>
+        <w:rPr>
+          <w:color w:val="161616"/>
+          <w:w w:val="105"/>
+        </w:rPr>
+        <w:t>,</w:t>
       </w:r>
       <w:r>
         <w:rPr>
@@ -13410,12 +15780,21 @@
         </w:rPr>
         <w:t xml:space="preserve"> </w:t>
       </w:r>
-      <w:r>
-        <w:rPr>
-          <w:color w:val="161616"/>
-          <w:w w:val="105"/>
-        </w:rPr>
-        <w:t>voip,</w:t>
+      <w:proofErr w:type="spellStart"/>
+      <w:r>
+        <w:rPr>
+          <w:color w:val="161616"/>
+          <w:w w:val="105"/>
+        </w:rPr>
+        <w:t>voip</w:t>
+      </w:r>
+      <w:proofErr w:type="spellEnd"/>
+      <w:r>
+        <w:rPr>
+          <w:color w:val="161616"/>
+          <w:w w:val="105"/>
+        </w:rPr>
+        <w:t>,</w:t>
       </w:r>
       <w:r>
         <w:rPr>
@@ -13425,12 +15804,21 @@
         </w:rPr>
         <w:t xml:space="preserve"> </w:t>
       </w:r>
-      <w:r>
-        <w:rPr>
-          <w:color w:val="161616"/>
-          <w:w w:val="105"/>
-        </w:rPr>
-        <w:t>webdav,</w:t>
+      <w:proofErr w:type="spellStart"/>
+      <w:r>
+        <w:rPr>
+          <w:color w:val="161616"/>
+          <w:w w:val="105"/>
+        </w:rPr>
+        <w:t>webdav</w:t>
+      </w:r>
+      <w:proofErr w:type="spellEnd"/>
+      <w:r>
+        <w:rPr>
+          <w:color w:val="161616"/>
+          <w:w w:val="105"/>
+        </w:rPr>
+        <w:t>,</w:t>
       </w:r>
       <w:r>
         <w:rPr>
@@ -13440,12 +15828,21 @@
         </w:rPr>
         <w:t xml:space="preserve"> </w:t>
       </w:r>
-      <w:r>
-        <w:rPr>
-          <w:color w:val="161616"/>
-          <w:w w:val="105"/>
-        </w:rPr>
-        <w:t>webrtc,</w:t>
+      <w:proofErr w:type="spellStart"/>
+      <w:r>
+        <w:rPr>
+          <w:color w:val="161616"/>
+          <w:w w:val="105"/>
+        </w:rPr>
+        <w:t>webrtc</w:t>
+      </w:r>
+      <w:proofErr w:type="spellEnd"/>
+      <w:r>
+        <w:rPr>
+          <w:color w:val="161616"/>
+          <w:w w:val="105"/>
+        </w:rPr>
+        <w:t>,</w:t>
       </w:r>
       <w:r>
         <w:rPr>
@@ -13455,12 +15852,21 @@
         </w:rPr>
         <w:t xml:space="preserve"> </w:t>
       </w:r>
-      <w:r>
-        <w:rPr>
-          <w:color w:val="161616"/>
-          <w:w w:val="105"/>
-        </w:rPr>
-        <w:t>websockets)</w:t>
+      <w:proofErr w:type="spellStart"/>
+      <w:r>
+        <w:rPr>
+          <w:color w:val="161616"/>
+          <w:w w:val="105"/>
+        </w:rPr>
+        <w:t>websockets</w:t>
+      </w:r>
+      <w:proofErr w:type="spellEnd"/>
+      <w:r>
+        <w:rPr>
+          <w:color w:val="161616"/>
+          <w:w w:val="105"/>
+        </w:rPr>
+        <w:t>)</w:t>
       </w:r>
       <w:r>
         <w:rPr>
@@ -13511,7 +15917,21 @@
         <w:rPr>
           <w:color w:val="161616"/>
         </w:rPr>
-        <w:t xml:space="preserve">MySQL, Neo4J, MongoDB, Postgre) • Jenkins (CI/CD) • Docker/Kubernetes • Apache • RabbitMQ • AWS • Git • </w:t>
+        <w:t xml:space="preserve">MySQL, Neo4J, MongoDB, </w:t>
+      </w:r>
+      <w:proofErr w:type="spellStart"/>
+      <w:r>
+        <w:rPr>
+          <w:color w:val="161616"/>
+        </w:rPr>
+        <w:t>Postgre</w:t>
+      </w:r>
+      <w:proofErr w:type="spellEnd"/>
+      <w:r>
+        <w:rPr>
+          <w:color w:val="161616"/>
+        </w:rPr>
+        <w:t xml:space="preserve">) • Jenkins (CI/CD) • Docker/Kubernetes • Apache • RabbitMQ • AWS • Git • </w:t>
       </w:r>
       <w:r>
         <w:rPr>
@@ -13603,6 +16023,7 @@
         </w:rPr>
         <w:t xml:space="preserve"> </w:t>
       </w:r>
+      <w:proofErr w:type="spellStart"/>
       <w:r>
         <w:rPr>
           <w:color w:val="161616"/>
@@ -13610,6 +16031,7 @@
         </w:rPr>
         <w:t>Kanbam</w:t>
       </w:r>
+      <w:proofErr w:type="spellEnd"/>
       <w:r>
         <w:rPr>
           <w:color w:val="161616"/>
@@ -14248,6 +16670,7 @@
         </w:rPr>
         <w:t xml:space="preserve"> </w:t>
       </w:r>
+      <w:proofErr w:type="spellStart"/>
       <w:r>
         <w:rPr>
           <w:color w:val="161616"/>
@@ -14255,6 +16678,7 @@
         </w:rPr>
         <w:t>Computting</w:t>
       </w:r>
+      <w:proofErr w:type="spellEnd"/>
       <w:r>
         <w:rPr>
           <w:color w:val="161616"/>
@@ -14278,6 +16702,7 @@
         </w:rPr>
         <w:t xml:space="preserve"> </w:t>
       </w:r>
+      <w:proofErr w:type="spellStart"/>
       <w:r>
         <w:rPr>
           <w:color w:val="161616"/>
@@ -14285,6 +16710,7 @@
         </w:rPr>
         <w:t>Serveless</w:t>
       </w:r>
+      <w:proofErr w:type="spellEnd"/>
       <w:r>
         <w:rPr>
           <w:color w:val="161616"/>
@@ -14343,8 +16769,17 @@
           <w:color w:val="161616"/>
           <w:w w:val="105"/>
         </w:rPr>
-        <w:t>(SocketCAN</w:t>
-      </w:r>
+        <w:t>(</w:t>
+      </w:r>
+      <w:proofErr w:type="spellStart"/>
+      <w:r>
+        <w:rPr>
+          <w:color w:val="161616"/>
+          <w:w w:val="105"/>
+        </w:rPr>
+        <w:t>SocketCAN</w:t>
+      </w:r>
+      <w:proofErr w:type="spellEnd"/>
       <w:r>
         <w:rPr>
           <w:color w:val="161616"/>
@@ -14368,12 +16803,21 @@
         </w:rPr>
         <w:t xml:space="preserve"> </w:t>
       </w:r>
-      <w:r>
-        <w:rPr>
-          <w:color w:val="161616"/>
-          <w:w w:val="105"/>
-        </w:rPr>
-        <w:t>CANopen)</w:t>
+      <w:proofErr w:type="spellStart"/>
+      <w:r>
+        <w:rPr>
+          <w:color w:val="161616"/>
+          <w:w w:val="105"/>
+        </w:rPr>
+        <w:t>CANopen</w:t>
+      </w:r>
+      <w:proofErr w:type="spellEnd"/>
+      <w:r>
+        <w:rPr>
+          <w:color w:val="161616"/>
+          <w:w w:val="105"/>
+        </w:rPr>
+        <w:t>)</w:t>
       </w:r>
       <w:r>
         <w:rPr>
@@ -14433,7 +16877,23 @@
           <w:color w:val="161616"/>
           <w:w w:val="105"/>
         </w:rPr>
-        <w:t>Arduino/RaspberryPi/ESP32</w:t>
+        <w:t>Arduino/</w:t>
+      </w:r>
+      <w:proofErr w:type="spellStart"/>
+      <w:r>
+        <w:rPr>
+          <w:color w:val="161616"/>
+          <w:w w:val="105"/>
+        </w:rPr>
+        <w:t>RaspberryPi</w:t>
+      </w:r>
+      <w:proofErr w:type="spellEnd"/>
+      <w:r>
+        <w:rPr>
+          <w:color w:val="161616"/>
+          <w:w w:val="105"/>
+        </w:rPr>
+        <w:t>/ESP32</w:t>
       </w:r>
       <w:r>
         <w:rPr>
@@ -14523,8 +16983,26 @@
           <w:color w:val="161616"/>
           <w:w w:val="105"/>
         </w:rPr>
-        <w:t>Custom Software Deveolpment</w:t>
-      </w:r>
+        <w:t xml:space="preserve">Custom Software </w:t>
+      </w:r>
+      <w:proofErr w:type="spellStart"/>
+      <w:r>
+        <w:rPr>
+          <w:color w:val="161616"/>
+          <w:w w:val="105"/>
+        </w:rPr>
+        <w:t>Deveolpment</w:t>
+      </w:r>
+      <w:proofErr w:type="spellEnd"/>
+    </w:p>
+    <w:p>
+      <w:pPr>
+        <w:tabs>
+          <w:tab w:val="left" w:pos="171"/>
+        </w:tabs>
+        <w:spacing w:before="32" w:line="271" w:lineRule="auto"/>
+        <w:ind w:left="33" w:right="128"/>
+      </w:pPr>
     </w:p>
     <w:p>
       <w:pPr>
@@ -14545,7 +17023,6 @@
           <w:rFonts w:ascii="Arial Black"/>
           <w:noProof/>
         </w:rPr>
-        <w:lastRenderedPageBreak/>
         <mc:AlternateContent>
           <mc:Choice Requires="wps">
             <w:drawing>
@@ -14706,7 +17183,23 @@
           <w:rFonts w:ascii="Arial Black" w:hAnsi="Arial Black"/>
           <w:color w:val="161616"/>
         </w:rPr>
-        <w:t xml:space="preserve">[en-US] </w:t>
+        <w:t>[</w:t>
+      </w:r>
+      <w:proofErr w:type="spellStart"/>
+      <w:r>
+        <w:rPr>
+          <w:rFonts w:ascii="Arial Black" w:hAnsi="Arial Black"/>
+          <w:color w:val="161616"/>
+        </w:rPr>
+        <w:t>en</w:t>
+      </w:r>
+      <w:proofErr w:type="spellEnd"/>
+      <w:r>
+        <w:rPr>
+          <w:rFonts w:ascii="Arial Black" w:hAnsi="Arial Black"/>
+          <w:color w:val="161616"/>
+        </w:rPr>
+        <w:t xml:space="preserve">-US] </w:t>
       </w:r>
       <w:r>
         <w:rPr>
@@ -15464,12 +17957,32 @@
           <w:w w:val="105"/>
           <w:lang w:val="pt-BR"/>
         </w:rPr>
-        <w:t>[pt-BR]</w:t>
-      </w:r>
+        <w:t>[</w:t>
+      </w:r>
+      <w:proofErr w:type="spellStart"/>
       <w:r>
         <w:rPr>
           <w:rFonts w:ascii="Arial Black"/>
           <w:color w:val="161616"/>
+          <w:w w:val="105"/>
+          <w:lang w:val="pt-BR"/>
+        </w:rPr>
+        <w:t>pt</w:t>
+      </w:r>
+      <w:proofErr w:type="spellEnd"/>
+      <w:r>
+        <w:rPr>
+          <w:rFonts w:ascii="Arial Black"/>
+          <w:color w:val="161616"/>
+          <w:w w:val="105"/>
+          <w:lang w:val="pt-BR"/>
+        </w:rPr>
+        <w:t>-BR]</w:t>
+      </w:r>
+      <w:r>
+        <w:rPr>
+          <w:rFonts w:ascii="Arial Black"/>
+          <w:color w:val="161616"/>
           <w:spacing w:val="-14"/>
           <w:w w:val="105"/>
           <w:lang w:val="pt-BR"/>
@@ -15646,6 +18159,7 @@
         </w:rPr>
         <w:t xml:space="preserve"> </w:t>
       </w:r>
+      <w:proofErr w:type="spellStart"/>
       <w:r>
         <w:rPr>
           <w:color w:val="161616"/>
@@ -15654,6 +18168,7 @@
         </w:rPr>
         <w:t>TypeScript</w:t>
       </w:r>
+      <w:proofErr w:type="spellEnd"/>
       <w:r>
         <w:rPr>
           <w:color w:val="161616"/>
@@ -15763,12 +18278,21 @@
         </w:rPr>
         <w:t xml:space="preserve"> </w:t>
       </w:r>
-      <w:r>
-        <w:rPr>
-          <w:color w:val="161616"/>
-          <w:lang w:val="pt-BR"/>
-        </w:rPr>
-        <w:t>JavaScript,</w:t>
+      <w:proofErr w:type="spellStart"/>
+      <w:r>
+        <w:rPr>
+          <w:color w:val="161616"/>
+          <w:lang w:val="pt-BR"/>
+        </w:rPr>
+        <w:t>JavaScript</w:t>
+      </w:r>
+      <w:proofErr w:type="spellEnd"/>
+      <w:r>
+        <w:rPr>
+          <w:color w:val="161616"/>
+          <w:lang w:val="pt-BR"/>
+        </w:rPr>
+        <w:t>,</w:t>
       </w:r>
       <w:r>
         <w:rPr>
@@ -16293,13 +18817,23 @@
         </w:rPr>
         <w:t xml:space="preserve"> </w:t>
       </w:r>
-      <w:r>
-        <w:rPr>
-          <w:color w:val="161616"/>
-          <w:lang w:val="pt-BR"/>
-        </w:rPr>
-        <w:t xml:space="preserve">obje– </w:t>
-      </w:r>
+      <w:proofErr w:type="spellStart"/>
+      <w:r>
+        <w:rPr>
+          <w:color w:val="161616"/>
+          <w:lang w:val="pt-BR"/>
+        </w:rPr>
+        <w:t>obje</w:t>
+      </w:r>
+      <w:proofErr w:type="spellEnd"/>
+      <w:r>
+        <w:rPr>
+          <w:color w:val="161616"/>
+          <w:lang w:val="pt-BR"/>
+        </w:rPr>
+        <w:t xml:space="preserve">– </w:t>
+      </w:r>
+      <w:proofErr w:type="spellStart"/>
       <w:r>
         <w:rPr>
           <w:color w:val="161616"/>
@@ -16308,6 +18842,7 @@
         </w:rPr>
         <w:t>tivo</w:t>
       </w:r>
+      <w:proofErr w:type="spellEnd"/>
       <w:r>
         <w:rPr>
           <w:color w:val="161616"/>
@@ -16687,6 +19222,7 @@
           </w:rPr>
           <w:t xml:space="preserve"> </w:t>
         </w:r>
+        <w:proofErr w:type="spellStart"/>
         <w:r>
           <w:rPr>
             <w:rFonts w:ascii="Arial Black" w:hAnsi="Arial Black"/>
@@ -16696,6 +19232,7 @@
           </w:rPr>
           <w:t>apresentação</w:t>
         </w:r>
+        <w:proofErr w:type="spellEnd"/>
       </w:hyperlink>
     </w:p>
     <w:sectPr>
@@ -16834,7 +19371,7 @@
   <w:abstractNum w:abstractNumId="1" w15:restartNumberingAfterBreak="0">
     <w:nsid w:val="728349BB"/>
     <w:multiLevelType w:val="hybridMultilevel"/>
-    <w:tmpl w:val="A5285E78"/>
+    <w:tmpl w:val="4ADAF7F8"/>
     <w:lvl w:ilvl="0" w:tplc="87647AB8">
       <w:numFmt w:val="bullet"/>
       <w:lvlText w:val="•"/>
@@ -17460,6 +19997,11 @@
       <w:rFonts w:ascii="Arial MT" w:eastAsia="Arial MT" w:hAnsi="Arial MT" w:cs="Arial MT"/>
     </w:rPr>
   </w:style>
+  <w:style w:type="character" w:customStyle="1" w:styleId="bb4a1877">
+    <w:name w:val="bb4a1877"/>
+    <w:basedOn w:val="Fontepargpadro"/>
+    <w:rsid w:val="002562B1"/>
+  </w:style>
 </w:styles>
 </file>
 
